--- a/Lab01/report/21127645_LeMinh_Lab01_XSS.docx
+++ b/Lab01/report/21127645_LeMinh_Lab01_XSS.docx
@@ -4,15 +4,17 @@
   <w:body>
     <w:p>
       <w:pPr>
+        <w:spacing w:before="2200"/>
         <w:jc w:val="center"/>
       </w:pPr>
       <w:r>
         <w:rPr>
+          <w:rFonts w:ascii="Arial" w:hAnsi="Arial"/>
           <w:b/>
           <w:color w:val="174A84"/>
-          <w:sz w:val="52"/>
+          <w:sz w:val="50"/>
         </w:rPr>
-        <w:t>LAB 01 — CROSS-SITE SCRIPTING</w:t>
+        <w:t>BÁO CÁO THỰC HÀNH LAB 01</w:t>
       </w:r>
     </w:p>
     <w:p>
@@ -20,7 +22,15 @@
         <w:jc w:val="center"/>
       </w:pPr>
       <w:r>
-        <w:t>BÁO CÁO TRỰC QUAN HÓA LUỒNG XỬ LÝ</w:t>
+        <w:t>CROSS-SITE SCRIPTING</w:t>
+      </w:r>
+    </w:p>
+    <w:p>
+      <w:pPr>
+        <w:jc w:val="center"/>
+      </w:pPr>
+      <w:r>
+        <w:t>Reflected XSS - Stored XSS - DOM-based XSS</w:t>
       </w:r>
     </w:p>
     <w:p>
@@ -46,55 +56,20 @@
     </w:p>
     <w:p>
       <w:pPr>
-        <w:pStyle w:val="Title"/>
+        <w:pStyle w:val="Heading1"/>
       </w:pPr>
       <w:r>
-        <w:t>Mục lục</w:t>
+        <w:t>1. Mục tiêu và môi trường thực hành</w:t>
       </w:r>
     </w:p>
     <w:p>
       <w:r>
-        <w:t>1. Mục tiêu và an toàn</w:t>
+        <w:t>Mục tiêu là phân biệt Reflected, Stored và DOM-based XSS; theo dõi dữ liệu không tin cậy tới sink; kiểm chứng escaping, sanitization, textContent, CSP và cookie flags.</w:t>
       </w:r>
     </w:p>
     <w:p>
       <w:r>
-        <w:t>2. Kiến thức nền</w:t>
-      </w:r>
-    </w:p>
-    <w:p>
-      <w:r>
-        <w:t>3. Reflected XSS</w:t>
-      </w:r>
-    </w:p>
-    <w:p>
-      <w:r>
-        <w:t>4. Stored XSS</w:t>
-      </w:r>
-    </w:p>
-    <w:p>
-      <w:r>
-        <w:t>5. DOM-based XSS</w:t>
-      </w:r>
-    </w:p>
-    <w:p>
-      <w:r>
-        <w:t>6. CSP và cookie</w:t>
-      </w:r>
-    </w:p>
-    <w:p>
-      <w:r>
-        <w:t>7. Kiểm thử</w:t>
-      </w:r>
-    </w:p>
-    <w:p>
-      <w:r>
-        <w:t>8. Phụ lục 28 ảnh</w:t>
-      </w:r>
-    </w:p>
-    <w:p>
-      <w:r>
-        <w:br w:type="page"/>
+        <w:t>Môi trường: Flask/SQLite và Chrome hoặc Firefox tại 127.0.0.1:5000. Payload chỉ hiển thị alert kiểm thử trong lab local; không kết nối website thật.</w:t>
       </w:r>
     </w:p>
     <w:p>
@@ -102,56 +77,12 @@
         <w:pStyle w:val="Heading1"/>
       </w:pPr>
       <w:r>
-        <w:t>1. Mục tiêu và an toàn</w:t>
+        <w:t>2. Kịch bản và các bước thực hiện</w:t>
       </w:r>
     </w:p>
     <w:p>
       <w:r>
-        <w:t>Theo dõi dữ liệu thật từ thao tác người dùng qua request, Flask, SQLite/Jinja, response và browser; so sánh bản có lỗ hổng với bản đã vá. Lab chỉ bind 127.0.0.1, không gửi trace hay payload ra Internet.</w:t>
-      </w:r>
-    </w:p>
-    <w:p>
-      <w:pPr>
-        <w:pStyle w:val="Heading1"/>
-      </w:pPr>
-      <w:r>
-        <w:t>2. Kiến thức nền</w:t>
-      </w:r>
-    </w:p>
-    <w:p>
-      <w:r>
-        <w:t>Source là nơi dữ liệu không tin cậy đi vào. Transform là các bước decode, validation, lưu trữ hoặc sanitization. Sink quyết định dữ liệu được xem là text hay mã. Input validation không thay output encoding; CSP và HttpOnly là defense in depth.</w:t>
-      </w:r>
-    </w:p>
-    <w:p>
-      <w:pPr>
-        <w:pStyle w:val="Heading1"/>
-      </w:pPr>
-      <w:r>
-        <w:t>3. Reflected XSS</w:t>
-      </w:r>
-    </w:p>
-    <w:p>
-      <w:r>
-        <w:t>Mục tiêu: truy vết source `request.args["q"]` tới sink `Markup(q) trong HTML` và kiểm chứng bản vá `Jinja autoescape`.</w:t>
-      </w:r>
-    </w:p>
-    <w:p>
-      <w:pPr>
-        <w:pStyle w:val="Heading2"/>
-      </w:pPr>
-      <w:r>
-        <w:t>Sequence / data flow</w:t>
-      </w:r>
-    </w:p>
-    <w:p>
-      <w:r>
-        <w:t>Browser UI → HTTP Request → Flask Router → Server Validation → Template Engine → HTTP Response → Browser Parser → Final Result</w:t>
-      </w:r>
-    </w:p>
-    <w:p>
-      <w:r>
-        <w:t>Source: request.args["q"] → Transform → Sink: Markup(q) trong HTML → Result. Bản vá thay sink/transform bằng Jinja autoescape.</w:t>
+        <w:t>Reflected: gửi cùng q vào bản vulnerable và secure. Stored: reset database, POST bình luận, reload rồi mở bản secure. DOM: đặt cùng fragment vào hai trang và quan sát DOM. Cuối cùng đối chiếu code, CSP/cookie và kiểm thử.</w:t>
       </w:r>
     </w:p>
     <w:tbl>
@@ -161,673 +92,158 @@
         <w:tblLook w:firstColumn="1" w:firstRow="1" w:lastColumn="0" w:lastRow="0" w:noHBand="0" w:noVBand="1" w:val="04A0"/>
       </w:tblPr>
       <w:tblGrid>
-        <w:gridCol w:w="1419"/>
-        <w:gridCol w:w="1419"/>
-        <w:gridCol w:w="1419"/>
-        <w:gridCol w:w="1419"/>
-        <w:gridCol w:w="1419"/>
-        <w:gridCol w:w="1419"/>
-        <w:gridCol w:w="1419"/>
+        <w:gridCol w:w="9866"/>
       </w:tblGrid>
       <w:tr>
+        <w:trPr>
+          <w:cantSplit/>
+        </w:trPr>
         <w:tc>
           <w:tcPr>
-            <w:tcW w:type="dxa" w:w="1419"/>
+            <w:tcW w:type="dxa" w:w="9866"/>
+            <w:shd w:fill="FFF4D6"/>
+            <w:vAlign w:val="center"/>
           </w:tcPr>
           <w:p>
+            <w:pPr>
+              <w:spacing w:after="40"/>
+            </w:pPr>
             <w:r>
-              <w:t>STT</w:t>
+              <w:rPr>
+                <w:rFonts w:ascii="Arial" w:hAnsi="Arial"/>
+                <w:b/>
+                <w:sz w:val="18"/>
+              </w:rPr>
+              <w:t>ẢNH 01/10</w:t>
             </w:r>
           </w:p>
-        </w:tc>
-        <w:tc>
-          <w:tcPr>
-            <w:tcW w:type="dxa" w:w="1419"/>
-          </w:tcPr>
           <w:p>
+            <w:pPr>
+              <w:spacing w:after="40"/>
+            </w:pPr>
             <w:r>
-              <w:t>Layer</w:t>
+              <w:rPr>
+                <w:rFonts w:ascii="Arial" w:hAnsi="Arial"/>
+                <w:b/>
+                <w:sz w:val="18"/>
+              </w:rPr>
+              <w:t>Tên file bắt buộc: 01_reflected_vulnerable.png</w:t>
             </w:r>
           </w:p>
-        </w:tc>
-        <w:tc>
-          <w:tcPr>
-            <w:tcW w:type="dxa" w:w="1419"/>
-          </w:tcPr>
           <w:p>
+            <w:pPr>
+              <w:spacing w:after="40"/>
+            </w:pPr>
             <w:r>
-              <w:t>Hành động</w:t>
+              <w:rPr>
+                <w:rFonts w:ascii="Arial" w:hAnsi="Arial"/>
+                <w:b/>
+                <w:sz w:val="18"/>
+              </w:rPr>
+              <w:t>Tiêu đề ảnh: Reflected XSS ở bản vulnerable</w:t>
             </w:r>
           </w:p>
-        </w:tc>
-        <w:tc>
-          <w:tcPr>
-            <w:tcW w:type="dxa" w:w="1419"/>
-          </w:tcPr>
           <w:p>
+            <w:pPr>
+              <w:spacing w:after="40"/>
+            </w:pPr>
             <w:r>
-              <w:t>Input</w:t>
+              <w:rPr>
+                <w:rFonts w:ascii="Arial" w:hAnsi="Arial"/>
+                <w:b/>
+                <w:sz w:val="18"/>
+              </w:rPr>
+              <w:t>Chèn ảnh tại vị trí này.</w:t>
             </w:r>
           </w:p>
-        </w:tc>
-        <w:tc>
-          <w:tcPr>
-            <w:tcW w:type="dxa" w:w="1419"/>
-          </w:tcPr>
           <w:p>
+            <w:pPr>
+              <w:spacing w:after="40"/>
+            </w:pPr>
             <w:r>
-              <w:t>Kỹ thuật</w:t>
+              <w:rPr>
+                <w:rFonts w:ascii="Arial" w:hAnsi="Arial"/>
+                <w:b w:val="0"/>
+                <w:sz w:val="18"/>
+              </w:rPr>
+              <w:t>URL hoặc lệnh: http://127.0.0.1:5000/vulnerable/search</w:t>
             </w:r>
           </w:p>
-        </w:tc>
-        <w:tc>
-          <w:tcPr>
-            <w:tcW w:type="dxa" w:w="1419"/>
-          </w:tcPr>
           <w:p>
+            <w:pPr>
+              <w:spacing w:after="40"/>
+            </w:pPr>
             <w:r>
-              <w:t>Output</w:t>
+              <w:rPr>
+                <w:rFonts w:ascii="Arial" w:hAnsi="Arial"/>
+                <w:b w:val="0"/>
+                <w:sz w:val="18"/>
+              </w:rPr>
+              <w:t>Trạng thái: Mở bản vulnerable, xóa kết quả tìm kiếm cũ. Thao tác: nhập &lt;img src=x onerror="alert('XSS')"&gt;; Bấm Tìm kiếm.</w:t>
             </w:r>
           </w:p>
-        </w:tc>
-        <w:tc>
-          <w:tcPr>
-            <w:tcW w:type="dxa" w:w="1419"/>
-          </w:tcPr>
           <w:p>
+            <w:pPr>
+              <w:spacing w:after="40"/>
+            </w:pPr>
             <w:r>
-              <w:t>Ý nghĩa</w:t>
+              <w:rPr>
+                <w:rFonts w:ascii="Arial" w:hAnsi="Arial"/>
+                <w:b w:val="0"/>
+                <w:sz w:val="18"/>
+              </w:rPr>
+              <w:t>Panel/DevTools: DevTools Network &gt; request search hoặc Request Inspector tích hợp.</w:t>
             </w:r>
           </w:p>
-        </w:tc>
-      </w:tr>
-      <w:tr>
-        <w:tc>
-          <w:tcPr>
-            <w:tcW w:type="dxa" w:w="1419"/>
-          </w:tcPr>
           <w:p>
+            <w:pPr>
+              <w:spacing w:after="40"/>
+            </w:pPr>
             <w:r>
-              <w:t>1</w:t>
+              <w:rPr>
+                <w:rFonts w:ascii="Arial" w:hAnsi="Arial"/>
+                <w:b w:val="0"/>
+                <w:sz w:val="18"/>
+              </w:rPr>
+              <w:t>Nội dung bắt buộc phải thấy: Thanh địa chỉ localhost, query/input, GET request và alert/verdict payload_executed.</w:t>
             </w:r>
           </w:p>
-        </w:tc>
-        <w:tc>
-          <w:tcPr>
-            <w:tcW w:type="dxa" w:w="1419"/>
-          </w:tcPr>
           <w:p>
+            <w:pPr>
+              <w:spacing w:after="40"/>
+            </w:pPr>
             <w:r>
-              <w:t>Browser UI</w:t>
+              <w:rPr>
+                <w:rFonts w:ascii="Arial" w:hAnsi="Arial"/>
+                <w:b w:val="0"/>
+                <w:sz w:val="18"/>
+              </w:rPr>
+              <w:t>Kết quả mong đợi: Payload được phản chiếu không escape và chạy trong trình duyệt.</w:t>
             </w:r>
           </w:p>
-        </w:tc>
-        <w:tc>
-          <w:tcPr>
-            <w:tcW w:type="dxa" w:w="1419"/>
-          </w:tcPr>
           <w:p>
+            <w:pPr>
+              <w:spacing w:after="40"/>
+            </w:pPr>
             <w:r>
-              <w:t>Nhập payload</w:t>
+              <w:rPr>
+                <w:rFonts w:ascii="Arial" w:hAnsi="Arial"/>
+                <w:b w:val="0"/>
+                <w:sz w:val="18"/>
+              </w:rPr>
+              <w:t>Caption: Reflected XSS xảy ra khi dữ liệu q được đưa thẳng vào HTML.</w:t>
             </w:r>
           </w:p>
-        </w:tc>
-        <w:tc>
-          <w:tcPr>
-            <w:tcW w:type="dxa" w:w="1419"/>
-          </w:tcPr>
-          <w:p>
-            <w:r>
-              <w:t>Raw input</w:t>
-            </w:r>
-          </w:p>
-        </w:tc>
-        <w:tc>
-          <w:tcPr>
-            <w:tcW w:type="dxa" w:w="1419"/>
-          </w:tcPr>
-          <w:p>
-            <w:r>
-              <w:t>HTML form</w:t>
-            </w:r>
-          </w:p>
-        </w:tc>
-        <w:tc>
-          <w:tcPr>
-            <w:tcW w:type="dxa" w:w="1419"/>
-          </w:tcPr>
-          <w:p>
-            <w:r>
-              <w:t>Dữ liệu tainted</w:t>
-            </w:r>
-          </w:p>
-        </w:tc>
-        <w:tc>
-          <w:tcPr>
-            <w:tcW w:type="dxa" w:w="1419"/>
-          </w:tcPr>
-          <w:p/>
-        </w:tc>
-      </w:tr>
-      <w:tr>
-        <w:tc>
-          <w:tcPr>
-            <w:tcW w:type="dxa" w:w="1419"/>
-          </w:tcPr>
-          <w:p>
-            <w:r>
-              <w:t>2</w:t>
-            </w:r>
-          </w:p>
-        </w:tc>
-        <w:tc>
-          <w:tcPr>
-            <w:tcW w:type="dxa" w:w="1419"/>
-          </w:tcPr>
-          <w:p>
-            <w:r>
-              <w:t>HTTP Request</w:t>
-            </w:r>
-          </w:p>
-        </w:tc>
-        <w:tc>
-          <w:tcPr>
-            <w:tcW w:type="dxa" w:w="1419"/>
-          </w:tcPr>
-          <w:p>
-            <w:r>
-              <w:t>Tạo GET</w:t>
-            </w:r>
-          </w:p>
-        </w:tc>
-        <w:tc>
-          <w:tcPr>
-            <w:tcW w:type="dxa" w:w="1419"/>
-          </w:tcPr>
-          <w:p>
-            <w:r>
-              <w:t>URL encoded</w:t>
-            </w:r>
-          </w:p>
-        </w:tc>
-        <w:tc>
-          <w:tcPr>
-            <w:tcW w:type="dxa" w:w="1419"/>
-          </w:tcPr>
-          <w:p>
-            <w:r>
-              <w:t>Percent encoding</w:t>
-            </w:r>
-          </w:p>
-        </w:tc>
-        <w:tc>
-          <w:tcPr>
-            <w:tcW w:type="dxa" w:w="1419"/>
-          </w:tcPr>
-          <w:p>
-            <w:r>
-              <w:t>Query string</w:t>
-            </w:r>
-          </w:p>
-        </w:tc>
-        <w:tc>
-          <w:tcPr>
-            <w:tcW w:type="dxa" w:w="1419"/>
-          </w:tcPr>
-          <w:p/>
-        </w:tc>
-      </w:tr>
-      <w:tr>
-        <w:tc>
-          <w:tcPr>
-            <w:tcW w:type="dxa" w:w="1419"/>
-          </w:tcPr>
-          <w:p>
-            <w:r>
-              <w:t>3</w:t>
-            </w:r>
-          </w:p>
-        </w:tc>
-        <w:tc>
-          <w:tcPr>
-            <w:tcW w:type="dxa" w:w="1419"/>
-          </w:tcPr>
-          <w:p>
-            <w:r>
-              <w:t>Flask Router</w:t>
-            </w:r>
-          </w:p>
-        </w:tc>
-        <w:tc>
-          <w:tcPr>
-            <w:tcW w:type="dxa" w:w="1419"/>
-          </w:tcPr>
-          <w:p>
-            <w:r>
-              <w:t>Đọc q</w:t>
-            </w:r>
-          </w:p>
-        </w:tc>
-        <w:tc>
-          <w:tcPr>
-            <w:tcW w:type="dxa" w:w="1419"/>
-          </w:tcPr>
-          <w:p>
-            <w:r>
-              <w:t>request.args</w:t>
-            </w:r>
-          </w:p>
-        </w:tc>
-        <w:tc>
-          <w:tcPr>
-            <w:tcW w:type="dxa" w:w="1419"/>
-          </w:tcPr>
-          <w:p>
-            <w:r>
-              <w:t>URL decode</w:t>
-            </w:r>
-          </w:p>
-        </w:tc>
-        <w:tc>
-          <w:tcPr>
-            <w:tcW w:type="dxa" w:w="1419"/>
-          </w:tcPr>
-          <w:p>
-            <w:r>
-              <w:t>Python string</w:t>
-            </w:r>
-          </w:p>
-        </w:tc>
-        <w:tc>
-          <w:tcPr>
-            <w:tcW w:type="dxa" w:w="1419"/>
-          </w:tcPr>
-          <w:p/>
-        </w:tc>
-      </w:tr>
-      <w:tr>
-        <w:tc>
-          <w:tcPr>
-            <w:tcW w:type="dxa" w:w="1419"/>
-          </w:tcPr>
-          <w:p>
-            <w:r>
-              <w:t>4</w:t>
-            </w:r>
-          </w:p>
-        </w:tc>
-        <w:tc>
-          <w:tcPr>
-            <w:tcW w:type="dxa" w:w="1419"/>
-          </w:tcPr>
-          <w:p>
-            <w:r>
-              <w:t>Server Validation</w:t>
-            </w:r>
-          </w:p>
-        </w:tc>
-        <w:tc>
-          <w:tcPr>
-            <w:tcW w:type="dxa" w:w="1419"/>
-          </w:tcPr>
-          <w:p>
-            <w:r>
-              <w:t>Giới hạn 200</w:t>
-            </w:r>
-          </w:p>
-        </w:tc>
-        <w:tc>
-          <w:tcPr>
-            <w:tcW w:type="dxa" w:w="1419"/>
-          </w:tcPr>
-          <w:p>
-            <w:r>
-              <w:t>q</w:t>
-            </w:r>
-          </w:p>
-        </w:tc>
-        <w:tc>
-          <w:tcPr>
-            <w:tcW w:type="dxa" w:w="1419"/>
-          </w:tcPr>
-          <w:p>
-            <w:r>
-              <w:t>Length check</w:t>
-            </w:r>
-          </w:p>
-        </w:tc>
-        <w:tc>
-          <w:tcPr>
-            <w:tcW w:type="dxa" w:w="1419"/>
-          </w:tcPr>
-          <w:p>
-            <w:r>
-              <w:t>q hợp lệ</w:t>
-            </w:r>
-          </w:p>
-        </w:tc>
-        <w:tc>
-          <w:tcPr>
-            <w:tcW w:type="dxa" w:w="1419"/>
-          </w:tcPr>
-          <w:p/>
-        </w:tc>
-      </w:tr>
-      <w:tr>
-        <w:tc>
-          <w:tcPr>
-            <w:tcW w:type="dxa" w:w="1419"/>
-          </w:tcPr>
-          <w:p>
-            <w:r>
-              <w:t>5</w:t>
-            </w:r>
-          </w:p>
-        </w:tc>
-        <w:tc>
-          <w:tcPr>
-            <w:tcW w:type="dxa" w:w="1419"/>
-          </w:tcPr>
-          <w:p>
-            <w:r>
-              <w:t>Template Engine</w:t>
-            </w:r>
-          </w:p>
-        </w:tc>
-        <w:tc>
-          <w:tcPr>
-            <w:tcW w:type="dxa" w:w="1419"/>
-          </w:tcPr>
-          <w:p>
-            <w:r>
-              <w:t>Render q</w:t>
-            </w:r>
-          </w:p>
-        </w:tc>
-        <w:tc>
-          <w:tcPr>
-            <w:tcW w:type="dxa" w:w="1419"/>
-          </w:tcPr>
-          <w:p>
-            <w:r>
-              <w:t>q</w:t>
-            </w:r>
-          </w:p>
-        </w:tc>
-        <w:tc>
-          <w:tcPr>
-            <w:tcW w:type="dxa" w:w="1419"/>
-          </w:tcPr>
-          <w:p>
-            <w:r>
-              <w:t>Markup hoặc autoescape</w:t>
-            </w:r>
-          </w:p>
-        </w:tc>
-        <w:tc>
-          <w:tcPr>
-            <w:tcW w:type="dxa" w:w="1419"/>
-          </w:tcPr>
-          <w:p>
-            <w:r>
-              <w:t>HTML unsafe/text</w:t>
-            </w:r>
-          </w:p>
-        </w:tc>
-        <w:tc>
-          <w:tcPr>
-            <w:tcW w:type="dxa" w:w="1419"/>
-          </w:tcPr>
-          <w:p/>
-        </w:tc>
-      </w:tr>
-      <w:tr>
-        <w:tc>
-          <w:tcPr>
-            <w:tcW w:type="dxa" w:w="1419"/>
-          </w:tcPr>
-          <w:p>
-            <w:r>
-              <w:t>6</w:t>
-            </w:r>
-          </w:p>
-        </w:tc>
-        <w:tc>
-          <w:tcPr>
-            <w:tcW w:type="dxa" w:w="1419"/>
-          </w:tcPr>
-          <w:p>
-            <w:r>
-              <w:t>HTTP Response</w:t>
-            </w:r>
-          </w:p>
-        </w:tc>
-        <w:tc>
-          <w:tcPr>
-            <w:tcW w:type="dxa" w:w="1419"/>
-          </w:tcPr>
-          <w:p>
-            <w:r>
-              <w:t>Trả HTML</w:t>
-            </w:r>
-          </w:p>
-        </w:tc>
-        <w:tc>
-          <w:tcPr>
-            <w:tcW w:type="dxa" w:w="1419"/>
-          </w:tcPr>
-          <w:p>
-            <w:r>
-              <w:t>Rendered template</w:t>
-            </w:r>
-          </w:p>
-        </w:tc>
-        <w:tc>
-          <w:tcPr>
-            <w:tcW w:type="dxa" w:w="1419"/>
-          </w:tcPr>
-          <w:p>
-            <w:r>
-              <w:t>HTTP</w:t>
-            </w:r>
-          </w:p>
-        </w:tc>
-        <w:tc>
-          <w:tcPr>
-            <w:tcW w:type="dxa" w:w="1419"/>
-          </w:tcPr>
-          <w:p>
-            <w:r>
-              <w:t>Response body</w:t>
-            </w:r>
-          </w:p>
-        </w:tc>
-        <w:tc>
-          <w:tcPr>
-            <w:tcW w:type="dxa" w:w="1419"/>
-          </w:tcPr>
-          <w:p/>
-        </w:tc>
-      </w:tr>
-      <w:tr>
-        <w:tc>
-          <w:tcPr>
-            <w:tcW w:type="dxa" w:w="1419"/>
-          </w:tcPr>
-          <w:p>
-            <w:r>
-              <w:t>7</w:t>
-            </w:r>
-          </w:p>
-        </w:tc>
-        <w:tc>
-          <w:tcPr>
-            <w:tcW w:type="dxa" w:w="1419"/>
-          </w:tcPr>
-          <w:p>
-            <w:r>
-              <w:t>Browser Parser</w:t>
-            </w:r>
-          </w:p>
-        </w:tc>
-        <w:tc>
-          <w:tcPr>
-            <w:tcW w:type="dxa" w:w="1419"/>
-          </w:tcPr>
-          <w:p>
-            <w:r>
-              <w:t>Parse response</w:t>
-            </w:r>
-          </w:p>
-        </w:tc>
-        <w:tc>
-          <w:tcPr>
-            <w:tcW w:type="dxa" w:w="1419"/>
-          </w:tcPr>
-          <w:p>
-            <w:r>
-              <w:t>HTML</w:t>
-            </w:r>
-          </w:p>
-        </w:tc>
-        <w:tc>
-          <w:tcPr>
-            <w:tcW w:type="dxa" w:w="1419"/>
-          </w:tcPr>
-          <w:p>
-            <w:r>
-              <w:t>HTML parser</w:t>
-            </w:r>
-          </w:p>
-        </w:tc>
-        <w:tc>
-          <w:tcPr>
-            <w:tcW w:type="dxa" w:w="1419"/>
-          </w:tcPr>
-          <w:p>
-            <w:r>
-              <w:t>Element hoặc text node</w:t>
-            </w:r>
-          </w:p>
-        </w:tc>
-        <w:tc>
-          <w:tcPr>
-            <w:tcW w:type="dxa" w:w="1419"/>
-          </w:tcPr>
-          <w:p/>
-        </w:tc>
-      </w:tr>
-      <w:tr>
-        <w:tc>
-          <w:tcPr>
-            <w:tcW w:type="dxa" w:w="1419"/>
-          </w:tcPr>
-          <w:p>
-            <w:r>
-              <w:t>8</w:t>
-            </w:r>
-          </w:p>
-        </w:tc>
-        <w:tc>
-          <w:tcPr>
-            <w:tcW w:type="dxa" w:w="1419"/>
-          </w:tcPr>
-          <w:p>
-            <w:r>
-              <w:t>Final Result</w:t>
-            </w:r>
-          </w:p>
-        </w:tc>
-        <w:tc>
-          <w:tcPr>
-            <w:tcW w:type="dxa" w:w="1419"/>
-          </w:tcPr>
-          <w:p>
-            <w:r>
-              <w:t>Kết luận</w:t>
-            </w:r>
-          </w:p>
-        </w:tc>
-        <w:tc>
-          <w:tcPr>
-            <w:tcW w:type="dxa" w:w="1419"/>
-          </w:tcPr>
-          <w:p>
-            <w:r>
-              <w:t>DOM</w:t>
-            </w:r>
-          </w:p>
-        </w:tc>
-        <w:tc>
-          <w:tcPr>
-            <w:tcW w:type="dxa" w:w="1419"/>
-          </w:tcPr>
-          <w:p>
-            <w:r>
-              <w:t>Event/text</w:t>
-            </w:r>
-          </w:p>
-        </w:tc>
-        <w:tc>
-          <w:tcPr>
-            <w:tcW w:type="dxa" w:w="1419"/>
-          </w:tcPr>
-          <w:p>
-            <w:r>
-              <w:t>Executed hoặc blocked</w:t>
-            </w:r>
-          </w:p>
-        </w:tc>
-        <w:tc>
-          <w:tcPr>
-            <w:tcW w:type="dxa" w:w="1419"/>
-          </w:tcPr>
-          <w:p/>
         </w:tc>
       </w:tr>
     </w:tbl>
     <w:p>
       <w:pPr>
-        <w:pStyle w:val="Heading2"/>
+        <w:pStyle w:val="Caption"/>
+        <w:jc w:val="center"/>
       </w:pPr>
       <w:r>
-        <w:t>Phân tích thực nghiệm</w:t>
-      </w:r>
-    </w:p>
-    <w:p>
-      <w:r>
-        <w:t>Request và route được lấy từ thao tác thật. Phiên bản lỗi đưa dữ liệu tới Markup(q) trong HTML, khiến browser có thể diễn giải payload thành mã. Phiên bản secure dùng Jinja autoescape; dữ liệu trở thành text hoặc HTML trong allowlist. Mức ảnh hưởng: người mở URL/fragment.</w:t>
-      </w:r>
-    </w:p>
-    <w:p>
-      <w:pPr>
-        <w:pStyle w:val="Heading1"/>
-      </w:pPr>
-      <w:r>
-        <w:t>4. Stored XSS</w:t>
-      </w:r>
-    </w:p>
-    <w:p>
-      <w:r>
-        <w:t>Mục tiêu: truy vết source `request.form["body"] → comments.body` tới sink `Markup(row[body])` và kiểm chứng bản vá `Bleach allowlist + Jinja`.</w:t>
-      </w:r>
-    </w:p>
-    <w:p>
-      <w:pPr>
-        <w:pStyle w:val="Heading2"/>
-      </w:pPr>
-      <w:r>
-        <w:t>Sequence / data flow</w:t>
-      </w:r>
-    </w:p>
-    <w:p>
-      <w:r>
-        <w:t>Browser UI → HTTP Request → Flask Router → Validation → SQLite → SQLite → Template Engine → Browser Parser → Final Result</w:t>
-      </w:r>
-    </w:p>
-    <w:p>
-      <w:r>
-        <w:t>Source: request.form["body"] → comments.body → Transform → Sink: Markup(row[body]) → Result. Bản vá thay sink/transform bằng Bleach allowlist + Jinja.</w:t>
+        <w:t>Hình 1. Reflected XSS xảy ra khi dữ liệu q được đưa thẳng vào HTML.</w:t>
       </w:r>
     </w:p>
     <w:tbl>
@@ -837,741 +253,158 @@
         <w:tblLook w:firstColumn="1" w:firstRow="1" w:lastColumn="0" w:lastRow="0" w:noHBand="0" w:noVBand="1" w:val="04A0"/>
       </w:tblPr>
       <w:tblGrid>
-        <w:gridCol w:w="1419"/>
-        <w:gridCol w:w="1419"/>
-        <w:gridCol w:w="1419"/>
-        <w:gridCol w:w="1419"/>
-        <w:gridCol w:w="1419"/>
-        <w:gridCol w:w="1419"/>
-        <w:gridCol w:w="1419"/>
+        <w:gridCol w:w="9866"/>
       </w:tblGrid>
       <w:tr>
+        <w:trPr>
+          <w:cantSplit/>
+        </w:trPr>
         <w:tc>
           <w:tcPr>
-            <w:tcW w:type="dxa" w:w="1419"/>
+            <w:tcW w:type="dxa" w:w="9866"/>
+            <w:shd w:fill="FFF4D6"/>
+            <w:vAlign w:val="center"/>
           </w:tcPr>
           <w:p>
+            <w:pPr>
+              <w:spacing w:after="40"/>
+            </w:pPr>
             <w:r>
-              <w:t>STT</w:t>
+              <w:rPr>
+                <w:rFonts w:ascii="Arial" w:hAnsi="Arial"/>
+                <w:b/>
+                <w:sz w:val="18"/>
+              </w:rPr>
+              <w:t>ẢNH 03/10</w:t>
             </w:r>
           </w:p>
-        </w:tc>
-        <w:tc>
-          <w:tcPr>
-            <w:tcW w:type="dxa" w:w="1419"/>
-          </w:tcPr>
           <w:p>
+            <w:pPr>
+              <w:spacing w:after="40"/>
+            </w:pPr>
             <w:r>
-              <w:t>Layer</w:t>
+              <w:rPr>
+                <w:rFonts w:ascii="Arial" w:hAnsi="Arial"/>
+                <w:b/>
+                <w:sz w:val="18"/>
+              </w:rPr>
+              <w:t>Tên file bắt buộc: 03_stored_submit.png</w:t>
             </w:r>
           </w:p>
-        </w:tc>
-        <w:tc>
-          <w:tcPr>
-            <w:tcW w:type="dxa" w:w="1419"/>
-          </w:tcPr>
           <w:p>
+            <w:pPr>
+              <w:spacing w:after="40"/>
+            </w:pPr>
             <w:r>
-              <w:t>Hành động</w:t>
+              <w:rPr>
+                <w:rFonts w:ascii="Arial" w:hAnsi="Arial"/>
+                <w:b/>
+                <w:sz w:val="18"/>
+              </w:rPr>
+              <w:t>Tiêu đề ảnh: Gửi và lưu Stored XSS</w:t>
             </w:r>
           </w:p>
-        </w:tc>
-        <w:tc>
-          <w:tcPr>
-            <w:tcW w:type="dxa" w:w="1419"/>
-          </w:tcPr>
           <w:p>
+            <w:pPr>
+              <w:spacing w:after="40"/>
+            </w:pPr>
             <w:r>
-              <w:t>Input</w:t>
+              <w:rPr>
+                <w:rFonts w:ascii="Arial" w:hAnsi="Arial"/>
+                <w:b/>
+                <w:sz w:val="18"/>
+              </w:rPr>
+              <w:t>Chèn ảnh tại vị trí này.</w:t>
             </w:r>
           </w:p>
-        </w:tc>
-        <w:tc>
-          <w:tcPr>
-            <w:tcW w:type="dxa" w:w="1419"/>
-          </w:tcPr>
           <w:p>
+            <w:pPr>
+              <w:spacing w:after="40"/>
+            </w:pPr>
             <w:r>
-              <w:t>Kỹ thuật</w:t>
+              <w:rPr>
+                <w:rFonts w:ascii="Arial" w:hAnsi="Arial"/>
+                <w:b w:val="0"/>
+                <w:sz w:val="18"/>
+              </w:rPr>
+              <w:t>URL hoặc lệnh: http://127.0.0.1:5000/vulnerable/post/1/comments</w:t>
             </w:r>
           </w:p>
-        </w:tc>
-        <w:tc>
-          <w:tcPr>
-            <w:tcW w:type="dxa" w:w="1419"/>
-          </w:tcPr>
           <w:p>
+            <w:pPr>
+              <w:spacing w:after="40"/>
+            </w:pPr>
             <w:r>
-              <w:t>Output</w:t>
+              <w:rPr>
+                <w:rFonts w:ascii="Arial" w:hAnsi="Arial"/>
+                <w:b w:val="0"/>
+                <w:sz w:val="18"/>
+              </w:rPr>
+              <w:t>Trạng thái: Chạy python scripts/reset_database.py rồi mở trang bình luận vulnerable. Thao tác: nhập Tác giả: SinhVien; nội dung: &lt;img src=x onerror="alert('XSS')"&gt;; Bấm Gửi bình luận.</w:t>
             </w:r>
           </w:p>
-        </w:tc>
-        <w:tc>
-          <w:tcPr>
-            <w:tcW w:type="dxa" w:w="1419"/>
-          </w:tcPr>
           <w:p>
+            <w:pPr>
+              <w:spacing w:after="40"/>
+            </w:pPr>
             <w:r>
-              <w:t>Ý nghĩa</w:t>
+              <w:rPr>
+                <w:rFonts w:ascii="Arial" w:hAnsi="Arial"/>
+                <w:b w:val="0"/>
+                <w:sz w:val="18"/>
+              </w:rPr>
+              <w:t>Panel/DevTools: Request Inspector và Database Inspector tích hợp (ghép cùng UI nếu đọc được).</w:t>
             </w:r>
           </w:p>
-        </w:tc>
-      </w:tr>
-      <w:tr>
-        <w:tc>
-          <w:tcPr>
-            <w:tcW w:type="dxa" w:w="1419"/>
-          </w:tcPr>
           <w:p>
+            <w:pPr>
+              <w:spacing w:after="40"/>
+            </w:pPr>
             <w:r>
-              <w:t>1</w:t>
+              <w:rPr>
+                <w:rFonts w:ascii="Arial" w:hAnsi="Arial"/>
+                <w:b w:val="0"/>
+                <w:sz w:val="18"/>
+              </w:rPr>
+              <w:t>Nội dung bắt buộc phải thấy: POST body đã che cookie và bản ghi comments chứa payload trong SQLite.</w:t>
             </w:r>
           </w:p>
-        </w:tc>
-        <w:tc>
-          <w:tcPr>
-            <w:tcW w:type="dxa" w:w="1419"/>
-          </w:tcPr>
           <w:p>
+            <w:pPr>
+              <w:spacing w:after="40"/>
+            </w:pPr>
             <w:r>
-              <w:t>Browser UI</w:t>
+              <w:rPr>
+                <w:rFonts w:ascii="Arial" w:hAnsi="Arial"/>
+                <w:b w:val="0"/>
+                <w:sz w:val="18"/>
+              </w:rPr>
+              <w:t>Kết quả mong đợi: Server lưu dữ liệu thật; việc dùng SQL tham số không tự ngăn XSS.</w:t>
             </w:r>
           </w:p>
-        </w:tc>
-        <w:tc>
-          <w:tcPr>
-            <w:tcW w:type="dxa" w:w="1419"/>
-          </w:tcPr>
           <w:p>
+            <w:pPr>
+              <w:spacing w:after="40"/>
+            </w:pPr>
             <w:r>
-              <w:t>Nhập comment</w:t>
+              <w:rPr>
+                <w:rFonts w:ascii="Arial" w:hAnsi="Arial"/>
+                <w:b w:val="0"/>
+                <w:sz w:val="18"/>
+              </w:rPr>
+              <w:t>Caption: Payload Stored XSS được gửi bằng POST và lưu trong cơ sở dữ liệu.</w:t>
             </w:r>
           </w:p>
-        </w:tc>
-        <w:tc>
-          <w:tcPr>
-            <w:tcW w:type="dxa" w:w="1419"/>
-          </w:tcPr>
-          <w:p>
-            <w:r>
-              <w:t>Author/body</w:t>
-            </w:r>
-          </w:p>
-        </w:tc>
-        <w:tc>
-          <w:tcPr>
-            <w:tcW w:type="dxa" w:w="1419"/>
-          </w:tcPr>
-          <w:p>
-            <w:r>
-              <w:t>HTML form</w:t>
-            </w:r>
-          </w:p>
-        </w:tc>
-        <w:tc>
-          <w:tcPr>
-            <w:tcW w:type="dxa" w:w="1419"/>
-          </w:tcPr>
-          <w:p>
-            <w:r>
-              <w:t>Form data</w:t>
-            </w:r>
-          </w:p>
-        </w:tc>
-        <w:tc>
-          <w:tcPr>
-            <w:tcW w:type="dxa" w:w="1419"/>
-          </w:tcPr>
-          <w:p/>
-        </w:tc>
-      </w:tr>
-      <w:tr>
-        <w:tc>
-          <w:tcPr>
-            <w:tcW w:type="dxa" w:w="1419"/>
-          </w:tcPr>
-          <w:p>
-            <w:r>
-              <w:t>2</w:t>
-            </w:r>
-          </w:p>
-        </w:tc>
-        <w:tc>
-          <w:tcPr>
-            <w:tcW w:type="dxa" w:w="1419"/>
-          </w:tcPr>
-          <w:p>
-            <w:r>
-              <w:t>HTTP Request</w:t>
-            </w:r>
-          </w:p>
-        </w:tc>
-        <w:tc>
-          <w:tcPr>
-            <w:tcW w:type="dxa" w:w="1419"/>
-          </w:tcPr>
-          <w:p>
-            <w:r>
-              <w:t>POST</w:t>
-            </w:r>
-          </w:p>
-        </w:tc>
-        <w:tc>
-          <w:tcPr>
-            <w:tcW w:type="dxa" w:w="1419"/>
-          </w:tcPr>
-          <w:p>
-            <w:r>
-              <w:t>Form data</w:t>
-            </w:r>
-          </w:p>
-        </w:tc>
-        <w:tc>
-          <w:tcPr>
-            <w:tcW w:type="dxa" w:w="1419"/>
-          </w:tcPr>
-          <w:p>
-            <w:r>
-              <w:t>urlencoded body</w:t>
-            </w:r>
-          </w:p>
-        </w:tc>
-        <w:tc>
-          <w:tcPr>
-            <w:tcW w:type="dxa" w:w="1419"/>
-          </w:tcPr>
-          <w:p>
-            <w:r>
-              <w:t>request.form</w:t>
-            </w:r>
-          </w:p>
-        </w:tc>
-        <w:tc>
-          <w:tcPr>
-            <w:tcW w:type="dxa" w:w="1419"/>
-          </w:tcPr>
-          <w:p/>
-        </w:tc>
-      </w:tr>
-      <w:tr>
-        <w:tc>
-          <w:tcPr>
-            <w:tcW w:type="dxa" w:w="1419"/>
-          </w:tcPr>
-          <w:p>
-            <w:r>
-              <w:t>3</w:t>
-            </w:r>
-          </w:p>
-        </w:tc>
-        <w:tc>
-          <w:tcPr>
-            <w:tcW w:type="dxa" w:w="1419"/>
-          </w:tcPr>
-          <w:p>
-            <w:r>
-              <w:t>Flask Router</w:t>
-            </w:r>
-          </w:p>
-        </w:tc>
-        <w:tc>
-          <w:tcPr>
-            <w:tcW w:type="dxa" w:w="1419"/>
-          </w:tcPr>
-          <w:p>
-            <w:r>
-              <w:t>Đọc form</w:t>
-            </w:r>
-          </w:p>
-        </w:tc>
-        <w:tc>
-          <w:tcPr>
-            <w:tcW w:type="dxa" w:w="1419"/>
-          </w:tcPr>
-          <w:p>
-            <w:r>
-              <w:t>request.form</w:t>
-            </w:r>
-          </w:p>
-        </w:tc>
-        <w:tc>
-          <w:tcPr>
-            <w:tcW w:type="dxa" w:w="1419"/>
-          </w:tcPr>
-          <w:p>
-            <w:r>
-              <w:t>Flask</w:t>
-            </w:r>
-          </w:p>
-        </w:tc>
-        <w:tc>
-          <w:tcPr>
-            <w:tcW w:type="dxa" w:w="1419"/>
-          </w:tcPr>
-          <w:p>
-            <w:r>
-              <w:t>Python string</w:t>
-            </w:r>
-          </w:p>
-        </w:tc>
-        <w:tc>
-          <w:tcPr>
-            <w:tcW w:type="dxa" w:w="1419"/>
-          </w:tcPr>
-          <w:p/>
-        </w:tc>
-      </w:tr>
-      <w:tr>
-        <w:tc>
-          <w:tcPr>
-            <w:tcW w:type="dxa" w:w="1419"/>
-          </w:tcPr>
-          <w:p>
-            <w:r>
-              <w:t>4</w:t>
-            </w:r>
-          </w:p>
-        </w:tc>
-        <w:tc>
-          <w:tcPr>
-            <w:tcW w:type="dxa" w:w="1419"/>
-          </w:tcPr>
-          <w:p>
-            <w:r>
-              <w:t>Validation</w:t>
-            </w:r>
-          </w:p>
-        </w:tc>
-        <w:tc>
-          <w:tcPr>
-            <w:tcW w:type="dxa" w:w="1419"/>
-          </w:tcPr>
-          <w:p>
-            <w:r>
-              <w:t>Kiểm tra rỗng/độ dài</w:t>
-            </w:r>
-          </w:p>
-        </w:tc>
-        <w:tc>
-          <w:tcPr>
-            <w:tcW w:type="dxa" w:w="1419"/>
-          </w:tcPr>
-          <w:p>
-            <w:r>
-              <w:t>Body</w:t>
-            </w:r>
-          </w:p>
-        </w:tc>
-        <w:tc>
-          <w:tcPr>
-            <w:tcW w:type="dxa" w:w="1419"/>
-          </w:tcPr>
-          <w:p>
-            <w:r>
-              <w:t>Length check</w:t>
-            </w:r>
-          </w:p>
-        </w:tc>
-        <w:tc>
-          <w:tcPr>
-            <w:tcW w:type="dxa" w:w="1419"/>
-          </w:tcPr>
-          <w:p>
-            <w:r>
-              <w:t>Hợp lệ</w:t>
-            </w:r>
-          </w:p>
-        </w:tc>
-        <w:tc>
-          <w:tcPr>
-            <w:tcW w:type="dxa" w:w="1419"/>
-          </w:tcPr>
-          <w:p/>
-        </w:tc>
-      </w:tr>
-      <w:tr>
-        <w:tc>
-          <w:tcPr>
-            <w:tcW w:type="dxa" w:w="1419"/>
-          </w:tcPr>
-          <w:p>
-            <w:r>
-              <w:t>5</w:t>
-            </w:r>
-          </w:p>
-        </w:tc>
-        <w:tc>
-          <w:tcPr>
-            <w:tcW w:type="dxa" w:w="1419"/>
-          </w:tcPr>
-          <w:p>
-            <w:r>
-              <w:t>SQLite</w:t>
-            </w:r>
-          </w:p>
-        </w:tc>
-        <w:tc>
-          <w:tcPr>
-            <w:tcW w:type="dxa" w:w="1419"/>
-          </w:tcPr>
-          <w:p>
-            <w:r>
-              <w:t>INSERT</w:t>
-            </w:r>
-          </w:p>
-        </w:tc>
-        <w:tc>
-          <w:tcPr>
-            <w:tcW w:type="dxa" w:w="1419"/>
-          </w:tcPr>
-          <w:p>
-            <w:r>
-              <w:t>Body</w:t>
-            </w:r>
-          </w:p>
-        </w:tc>
-        <w:tc>
-          <w:tcPr>
-            <w:tcW w:type="dxa" w:w="1419"/>
-          </w:tcPr>
-          <w:p>
-            <w:r>
-              <w:t>Parameterized SQL</w:t>
-            </w:r>
-          </w:p>
-        </w:tc>
-        <w:tc>
-          <w:tcPr>
-            <w:tcW w:type="dxa" w:w="1419"/>
-          </w:tcPr>
-          <w:p>
-            <w:r>
-              <w:t>Stored row</w:t>
-            </w:r>
-          </w:p>
-        </w:tc>
-        <w:tc>
-          <w:tcPr>
-            <w:tcW w:type="dxa" w:w="1419"/>
-          </w:tcPr>
-          <w:p/>
-        </w:tc>
-      </w:tr>
-      <w:tr>
-        <w:tc>
-          <w:tcPr>
-            <w:tcW w:type="dxa" w:w="1419"/>
-          </w:tcPr>
-          <w:p>
-            <w:r>
-              <w:t>6</w:t>
-            </w:r>
-          </w:p>
-        </w:tc>
-        <w:tc>
-          <w:tcPr>
-            <w:tcW w:type="dxa" w:w="1419"/>
-          </w:tcPr>
-          <w:p>
-            <w:r>
-              <w:t>SQLite</w:t>
-            </w:r>
-          </w:p>
-        </w:tc>
-        <w:tc>
-          <w:tcPr>
-            <w:tcW w:type="dxa" w:w="1419"/>
-          </w:tcPr>
-          <w:p>
-            <w:r>
-              <w:t>SELECT</w:t>
-            </w:r>
-          </w:p>
-        </w:tc>
-        <w:tc>
-          <w:tcPr>
-            <w:tcW w:type="dxa" w:w="1419"/>
-          </w:tcPr>
-          <w:p>
-            <w:r>
-              <w:t>post_id=1</w:t>
-            </w:r>
-          </w:p>
-        </w:tc>
-        <w:tc>
-          <w:tcPr>
-            <w:tcW w:type="dxa" w:w="1419"/>
-          </w:tcPr>
-          <w:p>
-            <w:r>
-              <w:t>Parameterized SQL</w:t>
-            </w:r>
-          </w:p>
-        </w:tc>
-        <w:tc>
-          <w:tcPr>
-            <w:tcW w:type="dxa" w:w="1419"/>
-          </w:tcPr>
-          <w:p>
-            <w:r>
-              <w:t>Rows</w:t>
-            </w:r>
-          </w:p>
-        </w:tc>
-        <w:tc>
-          <w:tcPr>
-            <w:tcW w:type="dxa" w:w="1419"/>
-          </w:tcPr>
-          <w:p/>
-        </w:tc>
-      </w:tr>
-      <w:tr>
-        <w:tc>
-          <w:tcPr>
-            <w:tcW w:type="dxa" w:w="1419"/>
-          </w:tcPr>
-          <w:p>
-            <w:r>
-              <w:t>7</w:t>
-            </w:r>
-          </w:p>
-        </w:tc>
-        <w:tc>
-          <w:tcPr>
-            <w:tcW w:type="dxa" w:w="1419"/>
-          </w:tcPr>
-          <w:p>
-            <w:r>
-              <w:t>Template Engine</w:t>
-            </w:r>
-          </w:p>
-        </w:tc>
-        <w:tc>
-          <w:tcPr>
-            <w:tcW w:type="dxa" w:w="1419"/>
-          </w:tcPr>
-          <w:p>
-            <w:r>
-              <w:t>Render body</w:t>
-            </w:r>
-          </w:p>
-        </w:tc>
-        <w:tc>
-          <w:tcPr>
-            <w:tcW w:type="dxa" w:w="1419"/>
-          </w:tcPr>
-          <w:p>
-            <w:r>
-              <w:t>DB value</w:t>
-            </w:r>
-          </w:p>
-        </w:tc>
-        <w:tc>
-          <w:tcPr>
-            <w:tcW w:type="dxa" w:w="1419"/>
-          </w:tcPr>
-          <w:p>
-            <w:r>
-              <w:t>Markup/Bleach</w:t>
-            </w:r>
-          </w:p>
-        </w:tc>
-        <w:tc>
-          <w:tcPr>
-            <w:tcW w:type="dxa" w:w="1419"/>
-          </w:tcPr>
-          <w:p>
-            <w:r>
-              <w:t>Unsafe/sanitized HTML</w:t>
-            </w:r>
-          </w:p>
-        </w:tc>
-        <w:tc>
-          <w:tcPr>
-            <w:tcW w:type="dxa" w:w="1419"/>
-          </w:tcPr>
-          <w:p/>
-        </w:tc>
-      </w:tr>
-      <w:tr>
-        <w:tc>
-          <w:tcPr>
-            <w:tcW w:type="dxa" w:w="1419"/>
-          </w:tcPr>
-          <w:p>
-            <w:r>
-              <w:t>8</w:t>
-            </w:r>
-          </w:p>
-        </w:tc>
-        <w:tc>
-          <w:tcPr>
-            <w:tcW w:type="dxa" w:w="1419"/>
-          </w:tcPr>
-          <w:p>
-            <w:r>
-              <w:t>Browser Parser</w:t>
-            </w:r>
-          </w:p>
-        </w:tc>
-        <w:tc>
-          <w:tcPr>
-            <w:tcW w:type="dxa" w:w="1419"/>
-          </w:tcPr>
-          <w:p>
-            <w:r>
-              <w:t>Parse comment</w:t>
-            </w:r>
-          </w:p>
-        </w:tc>
-        <w:tc>
-          <w:tcPr>
-            <w:tcW w:type="dxa" w:w="1419"/>
-          </w:tcPr>
-          <w:p>
-            <w:r>
-              <w:t>HTML</w:t>
-            </w:r>
-          </w:p>
-        </w:tc>
-        <w:tc>
-          <w:tcPr>
-            <w:tcW w:type="dxa" w:w="1419"/>
-          </w:tcPr>
-          <w:p>
-            <w:r>
-              <w:t>Parser</w:t>
-            </w:r>
-          </w:p>
-        </w:tc>
-        <w:tc>
-          <w:tcPr>
-            <w:tcW w:type="dxa" w:w="1419"/>
-          </w:tcPr>
-          <w:p>
-            <w:r>
-              <w:t>Event/text</w:t>
-            </w:r>
-          </w:p>
-        </w:tc>
-        <w:tc>
-          <w:tcPr>
-            <w:tcW w:type="dxa" w:w="1419"/>
-          </w:tcPr>
-          <w:p/>
-        </w:tc>
-      </w:tr>
-      <w:tr>
-        <w:tc>
-          <w:tcPr>
-            <w:tcW w:type="dxa" w:w="1419"/>
-          </w:tcPr>
-          <w:p>
-            <w:r>
-              <w:t>9</w:t>
-            </w:r>
-          </w:p>
-        </w:tc>
-        <w:tc>
-          <w:tcPr>
-            <w:tcW w:type="dxa" w:w="1419"/>
-          </w:tcPr>
-          <w:p>
-            <w:r>
-              <w:t>Final Result</w:t>
-            </w:r>
-          </w:p>
-        </w:tc>
-        <w:tc>
-          <w:tcPr>
-            <w:tcW w:type="dxa" w:w="1419"/>
-          </w:tcPr>
-          <w:p>
-            <w:r>
-              <w:t>Reload</w:t>
-            </w:r>
-          </w:p>
-        </w:tc>
-        <w:tc>
-          <w:tcPr>
-            <w:tcW w:type="dxa" w:w="1419"/>
-          </w:tcPr>
-          <w:p>
-            <w:r>
-              <w:t>Stored payload</w:t>
-            </w:r>
-          </w:p>
-        </w:tc>
-        <w:tc>
-          <w:tcPr>
-            <w:tcW w:type="dxa" w:w="1419"/>
-          </w:tcPr>
-          <w:p>
-            <w:r>
-              <w:t>Repeat render</w:t>
-            </w:r>
-          </w:p>
-        </w:tc>
-        <w:tc>
-          <w:tcPr>
-            <w:tcW w:type="dxa" w:w="1419"/>
-          </w:tcPr>
-          <w:p>
-            <w:r>
-              <w:t>Executed hoặc blocked</w:t>
-            </w:r>
-          </w:p>
-        </w:tc>
-        <w:tc>
-          <w:tcPr>
-            <w:tcW w:type="dxa" w:w="1419"/>
-          </w:tcPr>
-          <w:p/>
         </w:tc>
       </w:tr>
     </w:tbl>
     <w:p>
       <w:pPr>
-        <w:pStyle w:val="Heading2"/>
+        <w:pStyle w:val="Caption"/>
+        <w:jc w:val="center"/>
       </w:pPr>
       <w:r>
-        <w:t>Phân tích thực nghiệm</w:t>
-      </w:r>
-    </w:p>
-    <w:p>
-      <w:r>
-        <w:t>Request và route được lấy từ thao tác thật. Phiên bản lỗi đưa dữ liệu tới Markup(row[body]), khiến browser có thể diễn giải payload thành mã. Phiên bản secure dùng Bleach allowlist + Jinja; dữ liệu trở thành text hoặc HTML trong allowlist. Mức ảnh hưởng: mọi người xem và nhiều lần reload.</w:t>
-      </w:r>
-    </w:p>
-    <w:p>
-      <w:pPr>
-        <w:pStyle w:val="Heading1"/>
-      </w:pPr>
-      <w:r>
-        <w:t>5. DOM-based XSS</w:t>
-      </w:r>
-    </w:p>
-    <w:p>
-      <w:r>
-        <w:t>Mục tiêu: truy vết source `location.hash` tới sink `innerHTML` và kiểm chứng bản vá `textContent`.</w:t>
-      </w:r>
-    </w:p>
-    <w:p>
-      <w:pPr>
-        <w:pStyle w:val="Heading2"/>
-      </w:pPr>
-      <w:r>
-        <w:t>Sequence / data flow</w:t>
-      </w:r>
-    </w:p>
-    <w:p>
-      <w:r>
-        <w:t>Browser UI → HTTP Request → Browser JavaScript → DOM → DOM Inspector → Final Result</w:t>
-      </w:r>
-    </w:p>
-    <w:p>
-      <w:r>
-        <w:t>Source: location.hash → Transform → Sink: innerHTML → Result. Bản vá thay sink/transform bằng textContent.</w:t>
+        <w:t>Hình 3. Payload Stored XSS được gửi bằng POST và lưu trong cơ sở dữ liệu.</w:t>
       </w:r>
     </w:p>
     <w:tbl>
@@ -1581,551 +414,158 @@
         <w:tblLook w:firstColumn="1" w:firstRow="1" w:lastColumn="0" w:lastRow="0" w:noHBand="0" w:noVBand="1" w:val="04A0"/>
       </w:tblPr>
       <w:tblGrid>
-        <w:gridCol w:w="1419"/>
-        <w:gridCol w:w="1419"/>
-        <w:gridCol w:w="1419"/>
-        <w:gridCol w:w="1419"/>
-        <w:gridCol w:w="1419"/>
-        <w:gridCol w:w="1419"/>
-        <w:gridCol w:w="1419"/>
+        <w:gridCol w:w="9866"/>
       </w:tblGrid>
       <w:tr>
+        <w:trPr>
+          <w:cantSplit/>
+        </w:trPr>
         <w:tc>
           <w:tcPr>
-            <w:tcW w:type="dxa" w:w="1419"/>
+            <w:tcW w:type="dxa" w:w="9866"/>
+            <w:shd w:fill="FFF4D6"/>
+            <w:vAlign w:val="center"/>
           </w:tcPr>
           <w:p>
+            <w:pPr>
+              <w:spacing w:after="40"/>
+            </w:pPr>
             <w:r>
-              <w:t>STT</w:t>
+              <w:rPr>
+                <w:rFonts w:ascii="Arial" w:hAnsi="Arial"/>
+                <w:b/>
+                <w:sz w:val="18"/>
+              </w:rPr>
+              <w:t>ẢNH 04/10</w:t>
             </w:r>
           </w:p>
-        </w:tc>
-        <w:tc>
-          <w:tcPr>
-            <w:tcW w:type="dxa" w:w="1419"/>
-          </w:tcPr>
           <w:p>
+            <w:pPr>
+              <w:spacing w:after="40"/>
+            </w:pPr>
             <w:r>
-              <w:t>Layer</w:t>
+              <w:rPr>
+                <w:rFonts w:ascii="Arial" w:hAnsi="Arial"/>
+                <w:b/>
+                <w:sz w:val="18"/>
+              </w:rPr>
+              <w:t>Tên file bắt buộc: 04_stored_reload.png</w:t>
             </w:r>
           </w:p>
-        </w:tc>
-        <w:tc>
-          <w:tcPr>
-            <w:tcW w:type="dxa" w:w="1419"/>
-          </w:tcPr>
           <w:p>
+            <w:pPr>
+              <w:spacing w:after="40"/>
+            </w:pPr>
             <w:r>
-              <w:t>Hành động</w:t>
+              <w:rPr>
+                <w:rFonts w:ascii="Arial" w:hAnsi="Arial"/>
+                <w:b/>
+                <w:sz w:val="18"/>
+              </w:rPr>
+              <w:t>Tiêu đề ảnh: Stored XSS chạy lại sau reload</w:t>
             </w:r>
           </w:p>
-        </w:tc>
-        <w:tc>
-          <w:tcPr>
-            <w:tcW w:type="dxa" w:w="1419"/>
-          </w:tcPr>
           <w:p>
+            <w:pPr>
+              <w:spacing w:after="40"/>
+            </w:pPr>
             <w:r>
-              <w:t>Input</w:t>
+              <w:rPr>
+                <w:rFonts w:ascii="Arial" w:hAnsi="Arial"/>
+                <w:b/>
+                <w:sz w:val="18"/>
+              </w:rPr>
+              <w:t>Chèn ảnh tại vị trí này.</w:t>
             </w:r>
           </w:p>
-        </w:tc>
-        <w:tc>
-          <w:tcPr>
-            <w:tcW w:type="dxa" w:w="1419"/>
-          </w:tcPr>
           <w:p>
+            <w:pPr>
+              <w:spacing w:after="40"/>
+            </w:pPr>
             <w:r>
-              <w:t>Kỹ thuật</w:t>
+              <w:rPr>
+                <w:rFonts w:ascii="Arial" w:hAnsi="Arial"/>
+                <w:b w:val="0"/>
+                <w:sz w:val="18"/>
+              </w:rPr>
+              <w:t>URL hoặc lệnh: http://127.0.0.1:5000/vulnerable/post/1/comments</w:t>
             </w:r>
           </w:p>
-        </w:tc>
-        <w:tc>
-          <w:tcPr>
-            <w:tcW w:type="dxa" w:w="1419"/>
-          </w:tcPr>
           <w:p>
+            <w:pPr>
+              <w:spacing w:after="40"/>
+            </w:pPr>
             <w:r>
-              <w:t>Output</w:t>
+              <w:rPr>
+                <w:rFonts w:ascii="Arial" w:hAnsi="Arial"/>
+                <w:b w:val="0"/>
+                <w:sz w:val="18"/>
+              </w:rPr>
+              <w:t>Trạng thái: Giữ bản ghi của ảnh 03 và đóng alert. Thao tác: nhập Không nhập thêm dữ liệu.; Reload trang (hoặc mở lại bằng phiên local khác).</w:t>
             </w:r>
           </w:p>
-        </w:tc>
-        <w:tc>
-          <w:tcPr>
-            <w:tcW w:type="dxa" w:w="1419"/>
-          </w:tcPr>
           <w:p>
+            <w:pPr>
+              <w:spacing w:after="40"/>
+            </w:pPr>
             <w:r>
-              <w:t>Ý nghĩa</w:t>
+              <w:rPr>
+                <w:rFonts w:ascii="Arial" w:hAnsi="Arial"/>
+                <w:b w:val="0"/>
+                <w:sz w:val="18"/>
+              </w:rPr>
+              <w:t>Panel/DevTools: Final Verdict/Timeline tích hợp.</w:t>
             </w:r>
           </w:p>
-        </w:tc>
-      </w:tr>
-      <w:tr>
-        <w:tc>
-          <w:tcPr>
-            <w:tcW w:type="dxa" w:w="1419"/>
-          </w:tcPr>
           <w:p>
+            <w:pPr>
+              <w:spacing w:after="40"/>
+            </w:pPr>
             <w:r>
-              <w:t>1</w:t>
+              <w:rPr>
+                <w:rFonts w:ascii="Arial" w:hAnsi="Arial"/>
+                <w:b w:val="0"/>
+                <w:sz w:val="18"/>
+              </w:rPr>
+              <w:t>Nội dung bắt buộc phải thấy: Bình luận đã lưu và alert/verdict payload_executed sau reload.</w:t>
             </w:r>
           </w:p>
-        </w:tc>
-        <w:tc>
-          <w:tcPr>
-            <w:tcW w:type="dxa" w:w="1419"/>
-          </w:tcPr>
           <w:p>
+            <w:pPr>
+              <w:spacing w:after="40"/>
+            </w:pPr>
             <w:r>
-              <w:t>Browser UI</w:t>
+              <w:rPr>
+                <w:rFonts w:ascii="Arial" w:hAnsi="Arial"/>
+                <w:b w:val="0"/>
+                <w:sz w:val="18"/>
+              </w:rPr>
+              <w:t>Kết quả mong đợi: Payload chạy lại mỗi khi người dùng xem trang chứa bản ghi.</w:t>
             </w:r>
           </w:p>
-        </w:tc>
-        <w:tc>
-          <w:tcPr>
-            <w:tcW w:type="dxa" w:w="1419"/>
-          </w:tcPr>
           <w:p>
+            <w:pPr>
+              <w:spacing w:after="40"/>
+            </w:pPr>
             <w:r>
-              <w:t>Đổi fragment</w:t>
+              <w:rPr>
+                <w:rFonts w:ascii="Arial" w:hAnsi="Arial"/>
+                <w:b w:val="0"/>
+                <w:sz w:val="18"/>
+              </w:rPr>
+              <w:t>Caption: Stored XSS tiếp tục chạy từ dữ liệu đã lưu sau khi tải lại trang.</w:t>
             </w:r>
           </w:p>
-        </w:tc>
-        <w:tc>
-          <w:tcPr>
-            <w:tcW w:type="dxa" w:w="1419"/>
-          </w:tcPr>
-          <w:p>
-            <w:r>
-              <w:t>URL fragment</w:t>
-            </w:r>
-          </w:p>
-        </w:tc>
-        <w:tc>
-          <w:tcPr>
-            <w:tcW w:type="dxa" w:w="1419"/>
-          </w:tcPr>
-          <w:p>
-            <w:r>
-              <w:t>hashchange</w:t>
-            </w:r>
-          </w:p>
-        </w:tc>
-        <w:tc>
-          <w:tcPr>
-            <w:tcW w:type="dxa" w:w="1419"/>
-          </w:tcPr>
-          <w:p>
-            <w:r>
-              <w:t>Client state</w:t>
-            </w:r>
-          </w:p>
-        </w:tc>
-        <w:tc>
-          <w:tcPr>
-            <w:tcW w:type="dxa" w:w="1419"/>
-          </w:tcPr>
-          <w:p/>
-        </w:tc>
-      </w:tr>
-      <w:tr>
-        <w:tc>
-          <w:tcPr>
-            <w:tcW w:type="dxa" w:w="1419"/>
-          </w:tcPr>
-          <w:p>
-            <w:r>
-              <w:t>2</w:t>
-            </w:r>
-          </w:p>
-        </w:tc>
-        <w:tc>
-          <w:tcPr>
-            <w:tcW w:type="dxa" w:w="1419"/>
-          </w:tcPr>
-          <w:p>
-            <w:r>
-              <w:t>HTTP Request</w:t>
-            </w:r>
-          </w:p>
-        </w:tc>
-        <w:tc>
-          <w:tcPr>
-            <w:tcW w:type="dxa" w:w="1419"/>
-          </w:tcPr>
-          <w:p>
-            <w:r>
-              <w:t>Gửi path</w:t>
-            </w:r>
-          </w:p>
-        </w:tc>
-        <w:tc>
-          <w:tcPr>
-            <w:tcW w:type="dxa" w:w="1419"/>
-          </w:tcPr>
-          <w:p>
-            <w:r>
-              <w:t>URL</w:t>
-            </w:r>
-          </w:p>
-        </w:tc>
-        <w:tc>
-          <w:tcPr>
-            <w:tcW w:type="dxa" w:w="1419"/>
-          </w:tcPr>
-          <w:p>
-            <w:r>
-              <w:t>HTTP semantics</w:t>
-            </w:r>
-          </w:p>
-        </w:tc>
-        <w:tc>
-          <w:tcPr>
-            <w:tcW w:type="dxa" w:w="1419"/>
-          </w:tcPr>
-          <w:p>
-            <w:r>
-              <w:t>Không có fragment</w:t>
-            </w:r>
-          </w:p>
-        </w:tc>
-        <w:tc>
-          <w:tcPr>
-            <w:tcW w:type="dxa" w:w="1419"/>
-          </w:tcPr>
-          <w:p/>
-        </w:tc>
-      </w:tr>
-      <w:tr>
-        <w:tc>
-          <w:tcPr>
-            <w:tcW w:type="dxa" w:w="1419"/>
-          </w:tcPr>
-          <w:p>
-            <w:r>
-              <w:t>3</w:t>
-            </w:r>
-          </w:p>
-        </w:tc>
-        <w:tc>
-          <w:tcPr>
-            <w:tcW w:type="dxa" w:w="1419"/>
-          </w:tcPr>
-          <w:p>
-            <w:r>
-              <w:t>Browser JavaScript</w:t>
-            </w:r>
-          </w:p>
-        </w:tc>
-        <w:tc>
-          <w:tcPr>
-            <w:tcW w:type="dxa" w:w="1419"/>
-          </w:tcPr>
-          <w:p>
-            <w:r>
-              <w:t>Đọc hash</w:t>
-            </w:r>
-          </w:p>
-        </w:tc>
-        <w:tc>
-          <w:tcPr>
-            <w:tcW w:type="dxa" w:w="1419"/>
-          </w:tcPr>
-          <w:p>
-            <w:r>
-              <w:t>location.hash</w:t>
-            </w:r>
-          </w:p>
-        </w:tc>
-        <w:tc>
-          <w:tcPr>
-            <w:tcW w:type="dxa" w:w="1419"/>
-          </w:tcPr>
-          <w:p>
-            <w:r>
-              <w:t>slice/decodeURIComponent</w:t>
-            </w:r>
-          </w:p>
-        </w:tc>
-        <w:tc>
-          <w:tcPr>
-            <w:tcW w:type="dxa" w:w="1419"/>
-          </w:tcPr>
-          <w:p>
-            <w:r>
-              <w:t>Decoded value</w:t>
-            </w:r>
-          </w:p>
-        </w:tc>
-        <w:tc>
-          <w:tcPr>
-            <w:tcW w:type="dxa" w:w="1419"/>
-          </w:tcPr>
-          <w:p/>
-        </w:tc>
-      </w:tr>
-      <w:tr>
-        <w:tc>
-          <w:tcPr>
-            <w:tcW w:type="dxa" w:w="1419"/>
-          </w:tcPr>
-          <w:p>
-            <w:r>
-              <w:t>4</w:t>
-            </w:r>
-          </w:p>
-        </w:tc>
-        <w:tc>
-          <w:tcPr>
-            <w:tcW w:type="dxa" w:w="1419"/>
-          </w:tcPr>
-          <w:p>
-            <w:r>
-              <w:t>DOM</w:t>
-            </w:r>
-          </w:p>
-        </w:tc>
-        <w:tc>
-          <w:tcPr>
-            <w:tcW w:type="dxa" w:w="1419"/>
-          </w:tcPr>
-          <w:p>
-            <w:r>
-              <w:t>Gán sink</w:t>
-            </w:r>
-          </w:p>
-        </w:tc>
-        <w:tc>
-          <w:tcPr>
-            <w:tcW w:type="dxa" w:w="1419"/>
-          </w:tcPr>
-          <w:p>
-            <w:r>
-              <w:t>Decoded value</w:t>
-            </w:r>
-          </w:p>
-        </w:tc>
-        <w:tc>
-          <w:tcPr>
-            <w:tcW w:type="dxa" w:w="1419"/>
-          </w:tcPr>
-          <w:p>
-            <w:r>
-              <w:t>innerHTML/textContent</w:t>
-            </w:r>
-          </w:p>
-        </w:tc>
-        <w:tc>
-          <w:tcPr>
-            <w:tcW w:type="dxa" w:w="1419"/>
-          </w:tcPr>
-          <w:p>
-            <w:r>
-              <w:t>Element/text node</w:t>
-            </w:r>
-          </w:p>
-        </w:tc>
-        <w:tc>
-          <w:tcPr>
-            <w:tcW w:type="dxa" w:w="1419"/>
-          </w:tcPr>
-          <w:p/>
-        </w:tc>
-      </w:tr>
-      <w:tr>
-        <w:tc>
-          <w:tcPr>
-            <w:tcW w:type="dxa" w:w="1419"/>
-          </w:tcPr>
-          <w:p>
-            <w:r>
-              <w:t>5</w:t>
-            </w:r>
-          </w:p>
-        </w:tc>
-        <w:tc>
-          <w:tcPr>
-            <w:tcW w:type="dxa" w:w="1419"/>
-          </w:tcPr>
-          <w:p>
-            <w:r>
-              <w:t>DOM Inspector</w:t>
-            </w:r>
-          </w:p>
-        </w:tc>
-        <w:tc>
-          <w:tcPr>
-            <w:tcW w:type="dxa" w:w="1419"/>
-          </w:tcPr>
-          <w:p>
-            <w:r>
-              <w:t>Đọc outerHTML</w:t>
-            </w:r>
-          </w:p>
-        </w:tc>
-        <w:tc>
-          <w:tcPr>
-            <w:tcW w:type="dxa" w:w="1419"/>
-          </w:tcPr>
-          <w:p>
-            <w:r>
-              <w:t>DOM hiện tại</w:t>
-            </w:r>
-          </w:p>
-        </w:tc>
-        <w:tc>
-          <w:tcPr>
-            <w:tcW w:type="dxa" w:w="1419"/>
-          </w:tcPr>
-          <w:p>
-            <w:r>
-              <w:t>DOM API</w:t>
-            </w:r>
-          </w:p>
-        </w:tc>
-        <w:tc>
-          <w:tcPr>
-            <w:tcW w:type="dxa" w:w="1419"/>
-          </w:tcPr>
-          <w:p>
-            <w:r>
-              <w:t>Tag/event count</w:t>
-            </w:r>
-          </w:p>
-        </w:tc>
-        <w:tc>
-          <w:tcPr>
-            <w:tcW w:type="dxa" w:w="1419"/>
-          </w:tcPr>
-          <w:p/>
-        </w:tc>
-      </w:tr>
-      <w:tr>
-        <w:tc>
-          <w:tcPr>
-            <w:tcW w:type="dxa" w:w="1419"/>
-          </w:tcPr>
-          <w:p>
-            <w:r>
-              <w:t>6</w:t>
-            </w:r>
-          </w:p>
-        </w:tc>
-        <w:tc>
-          <w:tcPr>
-            <w:tcW w:type="dxa" w:w="1419"/>
-          </w:tcPr>
-          <w:p>
-            <w:r>
-              <w:t>Final Result</w:t>
-            </w:r>
-          </w:p>
-        </w:tc>
-        <w:tc>
-          <w:tcPr>
-            <w:tcW w:type="dxa" w:w="1419"/>
-          </w:tcPr>
-          <w:p>
-            <w:r>
-              <w:t>Kết luận</w:t>
-            </w:r>
-          </w:p>
-        </w:tc>
-        <w:tc>
-          <w:tcPr>
-            <w:tcW w:type="dxa" w:w="1419"/>
-          </w:tcPr>
-          <w:p>
-            <w:r>
-              <w:t>DOM</w:t>
-            </w:r>
-          </w:p>
-        </w:tc>
-        <w:tc>
-          <w:tcPr>
-            <w:tcW w:type="dxa" w:w="1419"/>
-          </w:tcPr>
-          <w:p>
-            <w:r>
-              <w:t>Browser event</w:t>
-            </w:r>
-          </w:p>
-        </w:tc>
-        <w:tc>
-          <w:tcPr>
-            <w:tcW w:type="dxa" w:w="1419"/>
-          </w:tcPr>
-          <w:p>
-            <w:r>
-              <w:t>Executed hoặc blocked</w:t>
-            </w:r>
-          </w:p>
-        </w:tc>
-        <w:tc>
-          <w:tcPr>
-            <w:tcW w:type="dxa" w:w="1419"/>
-          </w:tcPr>
-          <w:p/>
         </w:tc>
       </w:tr>
     </w:tbl>
     <w:p>
       <w:pPr>
-        <w:pStyle w:val="Heading2"/>
+        <w:pStyle w:val="Caption"/>
+        <w:jc w:val="center"/>
       </w:pPr>
       <w:r>
-        <w:t>Phân tích thực nghiệm</w:t>
-      </w:r>
-    </w:p>
-    <w:p>
-      <w:r>
-        <w:t>Request và route được lấy từ thao tác thật. Phiên bản lỗi đưa dữ liệu tới innerHTML, khiến browser có thể diễn giải payload thành mã. Phiên bản secure dùng textContent; dữ liệu trở thành text hoặc HTML trong allowlist. Mức ảnh hưởng: người mở URL/fragment.</w:t>
-      </w:r>
-    </w:p>
-    <w:p>
-      <w:pPr>
-        <w:pStyle w:val="Heading1"/>
-      </w:pPr>
-      <w:r>
-        <w:t>6. CSP và cookie</w:t>
-      </w:r>
-    </w:p>
-    <w:p>
-      <w:r>
-        <w:t>Flask after_request thêm CSP: default-src 'self'; script-src 'self'; style-src 'self'; img-src 'self' data:; object-src/base-uri/frame-ancestors 'none'; form-action 'self'. Cookie dùng HttpOnly và SameSite=Lax; Secure=False cho local HTTP, production HTTPS phải True. HttpOnly không vá XSS.</w:t>
-      </w:r>
-    </w:p>
-    <w:p>
-      <w:pPr>
-        <w:pStyle w:val="Heading1"/>
-      </w:pPr>
-      <w:r>
-        <w:t>7. Kiểm thử</w:t>
-      </w:r>
-    </w:p>
-    <w:p>
-      <w:r>
-        <w:t>.............                                                            [100%]</w:t>
-        <w:br/>
-        <w:t>13 passed in 1.44s</w:t>
-        <w:br/>
-      </w:r>
-    </w:p>
-    <w:p>
-      <w:pPr>
-        <w:pStyle w:val="Heading1"/>
-      </w:pPr>
-      <w:r>
-        <w:t>8. Phụ lục ảnh từng bước</w:t>
-      </w:r>
-    </w:p>
-    <w:p>
-      <w:pPr>
-        <w:pStyle w:val="Heading2"/>
-      </w:pPr>
-      <w:r>
-        <w:t>01_home_overview.png</w:t>
+        <w:t>Hình 4. Stored XSS tiếp tục chạy từ dữ liệu đã lưu sau khi tải lại trang.</w:t>
       </w:r>
     </w:p>
     <w:tbl>
@@ -2135,68 +575,199 @@
         <w:tblLook w:firstColumn="1" w:firstRow="1" w:lastColumn="0" w:lastRow="0" w:noHBand="0" w:noVBand="1" w:val="04A0"/>
       </w:tblPr>
       <w:tblGrid>
-        <w:gridCol w:w="9936"/>
+        <w:gridCol w:w="9866"/>
       </w:tblGrid>
       <w:tr>
+        <w:trPr>
+          <w:cantSplit/>
+        </w:trPr>
         <w:tc>
           <w:tcPr>
-            <w:tcW w:type="dxa" w:w="9936"/>
+            <w:tcW w:type="dxa" w:w="9866"/>
+            <w:shd w:fill="FFF4D6"/>
+            <w:vAlign w:val="center"/>
           </w:tcPr>
           <w:p>
+            <w:pPr>
+              <w:spacing w:after="40"/>
+            </w:pPr>
             <w:r>
-              <w:t>ẢNH CẦN BỔ SUNG: 01_home_overview.png</w:t>
+              <w:rPr>
+                <w:rFonts w:ascii="Arial" w:hAnsi="Arial"/>
+                <w:b/>
+                <w:sz w:val="18"/>
+              </w:rPr>
+              <w:t>ẢNH 06/10</w:t>
             </w:r>
           </w:p>
-        </w:tc>
-      </w:tr>
-      <w:tr>
-        <w:tc>
-          <w:tcPr>
-            <w:tcW w:type="dxa" w:w="9936"/>
-          </w:tcPr>
           <w:p>
+            <w:pPr>
+              <w:spacing w:after="40"/>
+            </w:pPr>
             <w:r>
-              <w:t>URL: /</w:t>
+              <w:rPr>
+                <w:rFonts w:ascii="Arial" w:hAnsi="Arial"/>
+                <w:b/>
+                <w:sz w:val="18"/>
+              </w:rPr>
+              <w:t>Tên file bắt buộc: 06_dom_vulnerable.png</w:t>
             </w:r>
           </w:p>
-        </w:tc>
-      </w:tr>
-      <w:tr>
-        <w:tc>
-          <w:tcPr>
-            <w:tcW w:type="dxa" w:w="9936"/>
-          </w:tcPr>
           <w:p>
+            <w:pPr>
+              <w:spacing w:after="40"/>
+            </w:pPr>
             <w:r>
-              <w:t>Thao tác: Mở trang chủ</w:t>
+              <w:rPr>
+                <w:rFonts w:ascii="Arial" w:hAnsi="Arial"/>
+                <w:b/>
+                <w:sz w:val="18"/>
+              </w:rPr>
+              <w:t>Tiêu đề ảnh: DOM-based XSS ở innerHTML</w:t>
             </w:r>
           </w:p>
-        </w:tc>
-      </w:tr>
-      <w:tr>
-        <w:tc>
-          <w:tcPr>
-            <w:tcW w:type="dxa" w:w="9936"/>
-          </w:tcPr>
           <w:p>
+            <w:pPr>
+              <w:spacing w:after="40"/>
+            </w:pPr>
             <w:r>
-              <w:t>Phải xuất hiện: Tên Lab01, ba loại XSS và liên kết vulnerable/secure</w:t>
+              <w:rPr>
+                <w:rFonts w:ascii="Arial" w:hAnsi="Arial"/>
+                <w:b/>
+                <w:sz w:val="18"/>
+              </w:rPr>
+              <w:t>Chèn ảnh tại vị trí này.</w:t>
+            </w:r>
+          </w:p>
+          <w:p>
+            <w:pPr>
+              <w:spacing w:after="40"/>
+            </w:pPr>
+            <w:r>
+              <w:rPr>
+                <w:rFonts w:ascii="Arial" w:hAnsi="Arial"/>
+                <w:b w:val="0"/>
+                <w:sz w:val="18"/>
+              </w:rPr>
+              <w:t>URL hoặc lệnh: http://127.0.0.1:5000/vulnerable/dom-search#%3Cimg%20src%3Dx%20onerror%3Dalert('XSS')%3E</w:t>
+            </w:r>
+          </w:p>
+          <w:p>
+            <w:pPr>
+              <w:spacing w:after="40"/>
+            </w:pPr>
+            <w:r>
+              <w:rPr>
+                <w:rFonts w:ascii="Arial" w:hAnsi="Arial"/>
+                <w:b w:val="0"/>
+                <w:sz w:val="18"/>
+              </w:rPr>
+              <w:t>Trạng thái: Mở trang DOM vulnerable, xóa fragment cũ. Thao tác: nhập Fragment payload an toàn như trong URL.; Nhấn Enter hoặc kích hoạt hashchange.</w:t>
+            </w:r>
+          </w:p>
+          <w:p>
+            <w:pPr>
+              <w:spacing w:after="40"/>
+            </w:pPr>
+            <w:r>
+              <w:rPr>
+                <w:rFonts w:ascii="Arial" w:hAnsi="Arial"/>
+                <w:b w:val="0"/>
+                <w:sz w:val="18"/>
+              </w:rPr>
+              <w:t>Panel/DevTools: DOM Inspector/DevTools Elements và bước innerHTML.</w:t>
+            </w:r>
+          </w:p>
+          <w:p>
+            <w:pPr>
+              <w:spacing w:after="40"/>
+            </w:pPr>
+            <w:r>
+              <w:rPr>
+                <w:rFonts w:ascii="Arial" w:hAnsi="Arial"/>
+                <w:b w:val="0"/>
+                <w:sz w:val="18"/>
+              </w:rPr>
+              <w:t>Nội dung bắt buộc phải thấy: location.hash, sink innerHTML, element img/onerror và alert/verdict executed.</w:t>
+            </w:r>
+          </w:p>
+          <w:p>
+            <w:pPr>
+              <w:spacing w:after="40"/>
+            </w:pPr>
+            <w:r>
+              <w:rPr>
+                <w:rFonts w:ascii="Arial" w:hAnsi="Arial"/>
+                <w:b w:val="0"/>
+                <w:sz w:val="18"/>
+              </w:rPr>
+              <w:t>Kết quả mong đợi: JavaScript phía client tạo DOM nguy hiểm mà fragment không gửi tới server.</w:t>
+            </w:r>
+          </w:p>
+          <w:p>
+            <w:pPr>
+              <w:spacing w:after="40"/>
+            </w:pPr>
+            <w:r>
+              <w:rPr>
+                <w:rFonts w:ascii="Arial" w:hAnsi="Arial"/>
+                <w:b w:val="0"/>
+                <w:sz w:val="18"/>
+              </w:rPr>
+              <w:t>Caption: DOM-based XSS phát sinh khi location.hash được gán vào innerHTML.</w:t>
             </w:r>
           </w:p>
         </w:tc>
       </w:tr>
     </w:tbl>
     <w:p>
+      <w:pPr>
+        <w:pStyle w:val="Caption"/>
+        <w:jc w:val="center"/>
+      </w:pPr>
       <w:r>
-        <w:t>Caption: Tên Lab01, ba loại XSS và liên kết vulnerable/secure</w:t>
+        <w:t>Hình 6. DOM-based XSS phát sinh khi location.hash được gán vào innerHTML.</w:t>
       </w:r>
     </w:p>
     <w:p>
       <w:pPr>
-        <w:pStyle w:val="Heading2"/>
+        <w:pStyle w:val="Heading1"/>
       </w:pPr>
       <w:r>
-        <w:t>02_reflected_input_step.png</w:t>
+        <w:t>3. Nguyên nhân kỹ thuật</w:t>
+      </w:r>
+    </w:p>
+    <w:p>
+      <w:r>
+        <w:t>Reflected XSS: request.args['q'] được bọc Markup và chèn vào ngữ cảnh HTML nên ký tự đặc biệt không được encode.</w:t>
+      </w:r>
+    </w:p>
+    <w:p>
+      <w:r>
+        <w:t>Stored XSS: comments.body được lưu trong SQLite rồi đánh dấu an toàn khi render. Lưu bằng SQL tham số chỉ chống SQL Injection, không chống XSS.</w:t>
+      </w:r>
+    </w:p>
+    <w:p>
+      <w:r>
+        <w:t>DOM-based XSS: JavaScript đọc location.hash và gán vào innerHTML; lỗi xảy ra tại trình duyệt vì fragment không đi trong HTTP request.</w:t>
+      </w:r>
+    </w:p>
+    <w:p>
+      <w:r>
+        <w:t>Vị trí dữ liệu Reflected là vùng kết quả HTML; bản vulnerable không escape &lt;, &gt;, dấu nháy. Người mở URL payload có thể chạy script trong origin của ứng dụng. Stored nguy hiểm hơn vì tồn tại và có thể tác động mọi người xem; cookie thiếu HttpOnly có thể bị script đọc.</w:t>
+      </w:r>
+    </w:p>
+    <w:p>
+      <w:pPr>
+        <w:pStyle w:val="Heading1"/>
+      </w:pPr>
+      <w:r>
+        <w:t>4. Kết quả và bằng chứng</w:t>
+      </w:r>
+    </w:p>
+    <w:p>
+      <w:r>
+        <w:t>Các ảnh dưới đây đặt cạnh đúng kịch bản. Khi PNG hợp lệ tồn tại, generator thay khung hướng dẫn bằng ảnh thật và giữ caption.</w:t>
       </w:r>
     </w:p>
     <w:tbl>
@@ -2206,68 +777,158 @@
         <w:tblLook w:firstColumn="1" w:firstRow="1" w:lastColumn="0" w:lastRow="0" w:noHBand="0" w:noVBand="1" w:val="04A0"/>
       </w:tblPr>
       <w:tblGrid>
-        <w:gridCol w:w="9936"/>
+        <w:gridCol w:w="9866"/>
       </w:tblGrid>
       <w:tr>
+        <w:trPr>
+          <w:cantSplit/>
+        </w:trPr>
         <w:tc>
           <w:tcPr>
-            <w:tcW w:type="dxa" w:w="9936"/>
+            <w:tcW w:type="dxa" w:w="9866"/>
+            <w:shd w:fill="FFF4D6"/>
+            <w:vAlign w:val="center"/>
           </w:tcPr>
           <w:p>
+            <w:pPr>
+              <w:spacing w:after="40"/>
+            </w:pPr>
             <w:r>
-              <w:t>ẢNH CẦN BỔ SUNG: 02_reflected_input_step.png</w:t>
+              <w:rPr>
+                <w:rFonts w:ascii="Arial" w:hAnsi="Arial"/>
+                <w:b/>
+                <w:sz w:val="18"/>
+              </w:rPr>
+              <w:t>ẢNH 02/10</w:t>
             </w:r>
           </w:p>
-        </w:tc>
-      </w:tr>
-      <w:tr>
-        <w:tc>
-          <w:tcPr>
-            <w:tcW w:type="dxa" w:w="9936"/>
-          </w:tcPr>
           <w:p>
+            <w:pPr>
+              <w:spacing w:after="40"/>
+            </w:pPr>
             <w:r>
-              <w:t>URL: /vulnerable/search</w:t>
+              <w:rPr>
+                <w:rFonts w:ascii="Arial" w:hAnsi="Arial"/>
+                <w:b/>
+                <w:sz w:val="18"/>
+              </w:rPr>
+              <w:t>Tên file bắt buộc: 02_reflected_secure.png</w:t>
             </w:r>
           </w:p>
-        </w:tc>
-      </w:tr>
-      <w:tr>
-        <w:tc>
-          <w:tcPr>
-            <w:tcW w:type="dxa" w:w="9936"/>
-          </w:tcPr>
           <w:p>
+            <w:pPr>
+              <w:spacing w:after="40"/>
+            </w:pPr>
             <w:r>
-              <w:t>Thao tác: Nhập payload nhưng chưa gửi</w:t>
+              <w:rPr>
+                <w:rFonts w:ascii="Arial" w:hAnsi="Arial"/>
+                <w:b/>
+                <w:sz w:val="18"/>
+              </w:rPr>
+              <w:t>Tiêu đề ảnh: Reflected XSS đã được encode</w:t>
             </w:r>
           </w:p>
-        </w:tc>
-      </w:tr>
-      <w:tr>
-        <w:tc>
-          <w:tcPr>
-            <w:tcW w:type="dxa" w:w="9936"/>
-          </w:tcPr>
           <w:p>
+            <w:pPr>
+              <w:spacing w:after="40"/>
+            </w:pPr>
             <w:r>
-              <w:t>Phải xuất hiện: Ô input và payload</w:t>
+              <w:rPr>
+                <w:rFonts w:ascii="Arial" w:hAnsi="Arial"/>
+                <w:b/>
+                <w:sz w:val="18"/>
+              </w:rPr>
+              <w:t>Chèn ảnh tại vị trí này.</w:t>
+            </w:r>
+          </w:p>
+          <w:p>
+            <w:pPr>
+              <w:spacing w:after="40"/>
+            </w:pPr>
+            <w:r>
+              <w:rPr>
+                <w:rFonts w:ascii="Arial" w:hAnsi="Arial"/>
+                <w:b w:val="0"/>
+                <w:sz w:val="18"/>
+              </w:rPr>
+              <w:t>URL hoặc lệnh: http://127.0.0.1:5000/secure/search</w:t>
+            </w:r>
+          </w:p>
+          <w:p>
+            <w:pPr>
+              <w:spacing w:after="40"/>
+            </w:pPr>
+            <w:r>
+              <w:rPr>
+                <w:rFonts w:ascii="Arial" w:hAnsi="Arial"/>
+                <w:b w:val="0"/>
+                <w:sz w:val="18"/>
+              </w:rPr>
+              <w:t>Trạng thái: Đóng alert, mở bản secure. Thao tác: nhập &lt;img src=x onerror="alert('XSS')"&gt;; Bấm Tìm kiếm.</w:t>
+            </w:r>
+          </w:p>
+          <w:p>
+            <w:pPr>
+              <w:spacing w:after="40"/>
+            </w:pPr>
+            <w:r>
+              <w:rPr>
+                <w:rFonts w:ascii="Arial" w:hAnsi="Arial"/>
+                <w:b w:val="0"/>
+                <w:sz w:val="18"/>
+              </w:rPr>
+              <w:t>Panel/DevTools: Response Inspector hoặc DevTools Elements.</w:t>
+            </w:r>
+          </w:p>
+          <w:p>
+            <w:pPr>
+              <w:spacing w:after="40"/>
+            </w:pPr>
+            <w:r>
+              <w:rPr>
+                <w:rFonts w:ascii="Arial" w:hAnsi="Arial"/>
+                <w:b w:val="0"/>
+                <w:sz w:val="18"/>
+              </w:rPr>
+              <w:t>Nội dung bắt buộc phải thấy: Chuỗi &amp;lt;img...&amp;gt; hoặc text node, không có element img nguy hiểm, verdict blocked.</w:t>
+            </w:r>
+          </w:p>
+          <w:p>
+            <w:pPr>
+              <w:spacing w:after="40"/>
+            </w:pPr>
+            <w:r>
+              <w:rPr>
+                <w:rFonts w:ascii="Arial" w:hAnsi="Arial"/>
+                <w:b w:val="0"/>
+                <w:sz w:val="18"/>
+              </w:rPr>
+              <w:t>Kết quả mong đợi: Jinja autoescape/output encoding làm payload không chạy.</w:t>
+            </w:r>
+          </w:p>
+          <w:p>
+            <w:pPr>
+              <w:spacing w:after="40"/>
+            </w:pPr>
+            <w:r>
+              <w:rPr>
+                <w:rFonts w:ascii="Arial" w:hAnsi="Arial"/>
+                <w:b w:val="0"/>
+                <w:sz w:val="18"/>
+              </w:rPr>
+              <w:t>Caption: Output encoding biến payload Reflected XSS thành văn bản an toàn.</w:t>
             </w:r>
           </w:p>
         </w:tc>
       </w:tr>
     </w:tbl>
     <w:p>
-      <w:r>
-        <w:t>Caption: Ô input và payload</w:t>
-      </w:r>
-    </w:p>
-    <w:p>
       <w:pPr>
-        <w:pStyle w:val="Heading2"/>
+        <w:pStyle w:val="Caption"/>
+        <w:jc w:val="center"/>
       </w:pPr>
       <w:r>
-        <w:t>03_reflected_request_step.png</w:t>
+        <w:t>Hình 2. Output encoding biến payload Reflected XSS thành văn bản an toàn.</w:t>
       </w:r>
     </w:p>
     <w:tbl>
@@ -2277,68 +938,158 @@
         <w:tblLook w:firstColumn="1" w:firstRow="1" w:lastColumn="0" w:lastRow="0" w:noHBand="0" w:noVBand="1" w:val="04A0"/>
       </w:tblPr>
       <w:tblGrid>
-        <w:gridCol w:w="9936"/>
+        <w:gridCol w:w="9866"/>
       </w:tblGrid>
       <w:tr>
+        <w:trPr>
+          <w:cantSplit/>
+        </w:trPr>
         <w:tc>
           <w:tcPr>
-            <w:tcW w:type="dxa" w:w="9936"/>
+            <w:tcW w:type="dxa" w:w="9866"/>
+            <w:shd w:fill="FFF4D6"/>
+            <w:vAlign w:val="center"/>
           </w:tcPr>
           <w:p>
+            <w:pPr>
+              <w:spacing w:after="40"/>
+            </w:pPr>
             <w:r>
-              <w:t>ẢNH CẦN BỔ SUNG: 03_reflected_request_step.png</w:t>
+              <w:rPr>
+                <w:rFonts w:ascii="Arial" w:hAnsi="Arial"/>
+                <w:b/>
+                <w:sz w:val="18"/>
+              </w:rPr>
+              <w:t>ẢNH 05/10</w:t>
             </w:r>
           </w:p>
-        </w:tc>
-      </w:tr>
-      <w:tr>
-        <w:tc>
-          <w:tcPr>
-            <w:tcW w:type="dxa" w:w="9936"/>
-          </w:tcPr>
           <w:p>
+            <w:pPr>
+              <w:spacing w:after="40"/>
+            </w:pPr>
             <w:r>
-              <w:t>URL: /vulnerable/search</w:t>
+              <w:rPr>
+                <w:rFonts w:ascii="Arial" w:hAnsi="Arial"/>
+                <w:b/>
+                <w:sz w:val="18"/>
+              </w:rPr>
+              <w:t>Tên file bắt buộc: 05_stored_secure.png</w:t>
             </w:r>
           </w:p>
-        </w:tc>
-      </w:tr>
-      <w:tr>
-        <w:tc>
-          <w:tcPr>
-            <w:tcW w:type="dxa" w:w="9936"/>
-          </w:tcPr>
           <w:p>
+            <w:pPr>
+              <w:spacing w:after="40"/>
+            </w:pPr>
             <w:r>
-              <w:t>Thao tác: Gửi form, mở tab Request</w:t>
+              <w:rPr>
+                <w:rFonts w:ascii="Arial" w:hAnsi="Arial"/>
+                <w:b/>
+                <w:sz w:val="18"/>
+              </w:rPr>
+              <w:t>Tiêu đề ảnh: Stored XSS đã sanitize/escape</w:t>
             </w:r>
           </w:p>
-        </w:tc>
-      </w:tr>
-      <w:tr>
-        <w:tc>
-          <w:tcPr>
-            <w:tcW w:type="dxa" w:w="9936"/>
-          </w:tcPr>
           <w:p>
+            <w:pPr>
+              <w:spacing w:after="40"/>
+            </w:pPr>
             <w:r>
-              <w:t>Phải xuất hiện: GET, route, query string, URL encoded</w:t>
+              <w:rPr>
+                <w:rFonts w:ascii="Arial" w:hAnsi="Arial"/>
+                <w:b/>
+                <w:sz w:val="18"/>
+              </w:rPr>
+              <w:t>Chèn ảnh tại vị trí này.</w:t>
+            </w:r>
+          </w:p>
+          <w:p>
+            <w:pPr>
+              <w:spacing w:after="40"/>
+            </w:pPr>
+            <w:r>
+              <w:rPr>
+                <w:rFonts w:ascii="Arial" w:hAnsi="Arial"/>
+                <w:b w:val="0"/>
+                <w:sz w:val="18"/>
+              </w:rPr>
+              <w:t>URL hoặc lệnh: http://127.0.0.1:5000/secure/post/1/comments</w:t>
+            </w:r>
+          </w:p>
+          <w:p>
+            <w:pPr>
+              <w:spacing w:after="40"/>
+            </w:pPr>
+            <w:r>
+              <w:rPr>
+                <w:rFonts w:ascii="Arial" w:hAnsi="Arial"/>
+                <w:b w:val="0"/>
+                <w:sz w:val="18"/>
+              </w:rPr>
+              <w:t>Trạng thái: Giữ dữ liệu DB của ảnh 03, mở bản secure. Thao tác: nhập Không nhập thêm dữ liệu.; Reload trang.</w:t>
+            </w:r>
+          </w:p>
+          <w:p>
+            <w:pPr>
+              <w:spacing w:after="40"/>
+            </w:pPr>
+            <w:r>
+              <w:rPr>
+                <w:rFonts w:ascii="Arial" w:hAnsi="Arial"/>
+                <w:b w:val="0"/>
+                <w:sz w:val="18"/>
+              </w:rPr>
+              <w:t>Panel/DevTools: Biến đổi sanitization và DOM/Final Verdict.</w:t>
+            </w:r>
+          </w:p>
+          <w:p>
+            <w:pPr>
+              <w:spacing w:after="40"/>
+            </w:pPr>
+            <w:r>
+              <w:rPr>
+                <w:rFonts w:ascii="Arial" w:hAnsi="Arial"/>
+                <w:b w:val="0"/>
+                <w:sz w:val="18"/>
+              </w:rPr>
+              <w:t>Nội dung bắt buộc phải thấy: Dữ liệu gốc, dữ liệu sau Bleach/escape và verdict không thực thi.</w:t>
+            </w:r>
+          </w:p>
+          <w:p>
+            <w:pPr>
+              <w:spacing w:after="40"/>
+            </w:pPr>
+            <w:r>
+              <w:rPr>
+                <w:rFonts w:ascii="Arial" w:hAnsi="Arial"/>
+                <w:b w:val="0"/>
+                <w:sz w:val="18"/>
+              </w:rPr>
+              <w:t>Kết quả mong đợi: Event handler nguy hiểm bị loại hoặc encode; nội dung an toàn vẫn hiển thị.</w:t>
+            </w:r>
+          </w:p>
+          <w:p>
+            <w:pPr>
+              <w:spacing w:after="40"/>
+            </w:pPr>
+            <w:r>
+              <w:rPr>
+                <w:rFonts w:ascii="Arial" w:hAnsi="Arial"/>
+                <w:b w:val="0"/>
+                <w:sz w:val="18"/>
+              </w:rPr>
+              <w:t>Caption: Sanitization theo allowlist và escaping chặn Stored XSS.</w:t>
             </w:r>
           </w:p>
         </w:tc>
       </w:tr>
     </w:tbl>
     <w:p>
-      <w:r>
-        <w:t>Caption: GET, route, query string, URL encoded</w:t>
-      </w:r>
-    </w:p>
-    <w:p>
       <w:pPr>
-        <w:pStyle w:val="Heading2"/>
+        <w:pStyle w:val="Caption"/>
+        <w:jc w:val="center"/>
       </w:pPr>
       <w:r>
-        <w:t>04_reflected_server_step.png</w:t>
+        <w:t>Hình 5. Sanitization theo allowlist và escaping chặn Stored XSS.</w:t>
       </w:r>
     </w:p>
     <w:tbl>
@@ -2348,68 +1099,158 @@
         <w:tblLook w:firstColumn="1" w:firstRow="1" w:lastColumn="0" w:lastRow="0" w:noHBand="0" w:noVBand="1" w:val="04A0"/>
       </w:tblPr>
       <w:tblGrid>
-        <w:gridCol w:w="9936"/>
+        <w:gridCol w:w="9866"/>
       </w:tblGrid>
       <w:tr>
+        <w:trPr>
+          <w:cantSplit/>
+        </w:trPr>
         <w:tc>
           <w:tcPr>
-            <w:tcW w:type="dxa" w:w="9936"/>
+            <w:tcW w:type="dxa" w:w="9866"/>
+            <w:shd w:fill="FFF4D6"/>
+            <w:vAlign w:val="center"/>
           </w:tcPr>
           <w:p>
+            <w:pPr>
+              <w:spacing w:after="40"/>
+            </w:pPr>
             <w:r>
-              <w:t>ẢNH CẦN BỔ SUNG: 04_reflected_server_step.png</w:t>
+              <w:rPr>
+                <w:rFonts w:ascii="Arial" w:hAnsi="Arial"/>
+                <w:b/>
+                <w:sz w:val="18"/>
+              </w:rPr>
+              <w:t>ẢNH 07/10</w:t>
             </w:r>
           </w:p>
-        </w:tc>
-      </w:tr>
-      <w:tr>
-        <w:tc>
-          <w:tcPr>
-            <w:tcW w:type="dxa" w:w="9936"/>
-          </w:tcPr>
           <w:p>
+            <w:pPr>
+              <w:spacing w:after="40"/>
+            </w:pPr>
             <w:r>
-              <w:t>URL: /vulnerable/search</w:t>
+              <w:rPr>
+                <w:rFonts w:ascii="Arial" w:hAnsi="Arial"/>
+                <w:b/>
+                <w:sz w:val="18"/>
+              </w:rPr>
+              <w:t>Tên file bắt buộc: 07_dom_secure.png</w:t>
             </w:r>
           </w:p>
-        </w:tc>
-      </w:tr>
-      <w:tr>
-        <w:tc>
-          <w:tcPr>
-            <w:tcW w:type="dxa" w:w="9936"/>
-          </w:tcPr>
           <w:p>
+            <w:pPr>
+              <w:spacing w:after="40"/>
+            </w:pPr>
             <w:r>
-              <w:t>Thao tác: Chọn bước Flask Router/Validation</w:t>
+              <w:rPr>
+                <w:rFonts w:ascii="Arial" w:hAnsi="Arial"/>
+                <w:b/>
+                <w:sz w:val="18"/>
+              </w:rPr>
+              <w:t>Tiêu đề ảnh: DOM-based XSS đã dùng textContent</w:t>
             </w:r>
           </w:p>
-        </w:tc>
-      </w:tr>
-      <w:tr>
-        <w:tc>
-          <w:tcPr>
-            <w:tcW w:type="dxa" w:w="9936"/>
-          </w:tcPr>
           <w:p>
+            <w:pPr>
+              <w:spacing w:after="40"/>
+            </w:pPr>
             <w:r>
-              <w:t>Phải xuất hiện: request.args["q"] và dữ liệu decoded</w:t>
+              <w:rPr>
+                <w:rFonts w:ascii="Arial" w:hAnsi="Arial"/>
+                <w:b/>
+                <w:sz w:val="18"/>
+              </w:rPr>
+              <w:t>Chèn ảnh tại vị trí này.</w:t>
+            </w:r>
+          </w:p>
+          <w:p>
+            <w:pPr>
+              <w:spacing w:after="40"/>
+            </w:pPr>
+            <w:r>
+              <w:rPr>
+                <w:rFonts w:ascii="Arial" w:hAnsi="Arial"/>
+                <w:b w:val="0"/>
+                <w:sz w:val="18"/>
+              </w:rPr>
+              <w:t>URL hoặc lệnh: http://127.0.0.1:5000/secure/dom-search#%3Cimg%20src%3Dx%20onerror%3Dalert('XSS')%3E</w:t>
+            </w:r>
+          </w:p>
+          <w:p>
+            <w:pPr>
+              <w:spacing w:after="40"/>
+            </w:pPr>
+            <w:r>
+              <w:rPr>
+                <w:rFonts w:ascii="Arial" w:hAnsi="Arial"/>
+                <w:b w:val="0"/>
+                <w:sz w:val="18"/>
+              </w:rPr>
+              <w:t>Trạng thái: Đóng alert và mở trang DOM secure. Thao tác: nhập Cùng fragment của ảnh 06.; Nhấn Enter hoặc kích hoạt hashchange.</w:t>
+            </w:r>
+          </w:p>
+          <w:p>
+            <w:pPr>
+              <w:spacing w:after="40"/>
+            </w:pPr>
+            <w:r>
+              <w:rPr>
+                <w:rFonts w:ascii="Arial" w:hAnsi="Arial"/>
+                <w:b w:val="0"/>
+                <w:sz w:val="18"/>
+              </w:rPr>
+              <w:t>Panel/DevTools: DOM Inspector/DevTools Elements và bước textContent.</w:t>
+            </w:r>
+          </w:p>
+          <w:p>
+            <w:pPr>
+              <w:spacing w:after="40"/>
+            </w:pPr>
+            <w:r>
+              <w:rPr>
+                <w:rFonts w:ascii="Arial" w:hAnsi="Arial"/>
+                <w:b w:val="0"/>
+                <w:sz w:val="18"/>
+              </w:rPr>
+              <w:t>Nội dung bắt buộc phải thấy: Source location.hash, sink textContent, text node, không có img/onerror thực thi.</w:t>
+            </w:r>
+          </w:p>
+          <w:p>
+            <w:pPr>
+              <w:spacing w:after="40"/>
+            </w:pPr>
+            <w:r>
+              <w:rPr>
+                <w:rFonts w:ascii="Arial" w:hAnsi="Arial"/>
+                <w:b w:val="0"/>
+                <w:sz w:val="18"/>
+              </w:rPr>
+              <w:t>Kết quả mong đợi: Payload hiển thị nguyên văn và không chạy.</w:t>
+            </w:r>
+          </w:p>
+          <w:p>
+            <w:pPr>
+              <w:spacing w:after="40"/>
+            </w:pPr>
+            <w:r>
+              <w:rPr>
+                <w:rFonts w:ascii="Arial" w:hAnsi="Arial"/>
+                <w:b w:val="0"/>
+                <w:sz w:val="18"/>
+              </w:rPr>
+              <w:t>Caption: textContent loại bỏ khả năng diễn giải fragment thành HTML.</w:t>
             </w:r>
           </w:p>
         </w:tc>
       </w:tr>
     </w:tbl>
     <w:p>
-      <w:r>
-        <w:t>Caption: request.args["q"] và dữ liệu decoded</w:t>
-      </w:r>
-    </w:p>
-    <w:p>
       <w:pPr>
-        <w:pStyle w:val="Heading2"/>
+        <w:pStyle w:val="Caption"/>
+        <w:jc w:val="center"/>
       </w:pPr>
       <w:r>
-        <w:t>05_reflected_template_step.png</w:t>
+        <w:t>Hình 7. textContent loại bỏ khả năng diễn giải fragment thành HTML.</w:t>
       </w:r>
     </w:p>
     <w:tbl>
@@ -2419,68 +1260,158 @@
         <w:tblLook w:firstColumn="1" w:firstRow="1" w:lastColumn="0" w:lastRow="0" w:noHBand="0" w:noVBand="1" w:val="04A0"/>
       </w:tblPr>
       <w:tblGrid>
-        <w:gridCol w:w="9936"/>
+        <w:gridCol w:w="9866"/>
       </w:tblGrid>
       <w:tr>
+        <w:trPr>
+          <w:cantSplit/>
+        </w:trPr>
         <w:tc>
           <w:tcPr>
-            <w:tcW w:type="dxa" w:w="9936"/>
+            <w:tcW w:type="dxa" w:w="9866"/>
+            <w:shd w:fill="FFF4D6"/>
+            <w:vAlign w:val="center"/>
           </w:tcPr>
           <w:p>
+            <w:pPr>
+              <w:spacing w:after="40"/>
+            </w:pPr>
             <w:r>
-              <w:t>ẢNH CẦN BỔ SUNG: 05_reflected_template_step.png</w:t>
+              <w:rPr>
+                <w:rFonts w:ascii="Arial" w:hAnsi="Arial"/>
+                <w:b/>
+                <w:sz w:val="18"/>
+              </w:rPr>
+              <w:t>ẢNH 08/10</w:t>
             </w:r>
           </w:p>
-        </w:tc>
-      </w:tr>
-      <w:tr>
-        <w:tc>
-          <w:tcPr>
-            <w:tcW w:type="dxa" w:w="9936"/>
-          </w:tcPr>
           <w:p>
+            <w:pPr>
+              <w:spacing w:after="40"/>
+            </w:pPr>
             <w:r>
-              <w:t>URL: /vulnerable/search</w:t>
+              <w:rPr>
+                <w:rFonts w:ascii="Arial" w:hAnsi="Arial"/>
+                <w:b/>
+                <w:sz w:val="18"/>
+              </w:rPr>
+              <w:t>Tên file bắt buộc: 08_code_fixes.png</w:t>
             </w:r>
           </w:p>
-        </w:tc>
-      </w:tr>
-      <w:tr>
-        <w:tc>
-          <w:tcPr>
-            <w:tcW w:type="dxa" w:w="9936"/>
-          </w:tcPr>
           <w:p>
+            <w:pPr>
+              <w:spacing w:after="40"/>
+            </w:pPr>
             <w:r>
-              <w:t>Thao tác: Chọn Template Engine</w:t>
+              <w:rPr>
+                <w:rFonts w:ascii="Arial" w:hAnsi="Arial"/>
+                <w:b/>
+                <w:sz w:val="18"/>
+              </w:rPr>
+              <w:t>Tiêu đề ảnh: Ba nguyên nhân và ba bản vá XSS</w:t>
             </w:r>
           </w:p>
-        </w:tc>
-      </w:tr>
-      <w:tr>
-        <w:tc>
-          <w:tcPr>
-            <w:tcW w:type="dxa" w:w="9936"/>
-          </w:tcPr>
           <w:p>
+            <w:pPr>
+              <w:spacing w:after="40"/>
+            </w:pPr>
             <w:r>
-              <w:t>Phải xuất hiện: Markup(q), dữ liệu chưa escape</w:t>
+              <w:rPr>
+                <w:rFonts w:ascii="Arial" w:hAnsi="Arial"/>
+                <w:b/>
+                <w:sz w:val="18"/>
+              </w:rPr>
+              <w:t>Chèn ảnh tại vị trí này.</w:t>
+            </w:r>
+          </w:p>
+          <w:p>
+            <w:pPr>
+              <w:spacing w:after="40"/>
+            </w:pPr>
+            <w:r>
+              <w:rPr>
+                <w:rFonts w:ascii="Arial" w:hAnsi="Arial"/>
+                <w:b w:val="0"/>
+                <w:sz w:val="18"/>
+              </w:rPr>
+              <w:t>URL hoặc lệnh: Các tab So sánh mã trong ba trang secure; có thể ghép thành một ảnh.</w:t>
+            </w:r>
+          </w:p>
+          <w:p>
+            <w:pPr>
+              <w:spacing w:after="40"/>
+            </w:pPr>
+            <w:r>
+              <w:rPr>
+                <w:rFonts w:ascii="Arial" w:hAnsi="Arial"/>
+                <w:b w:val="0"/>
+                <w:sz w:val="18"/>
+              </w:rPr>
+              <w:t>Trạng thái: Đã tạo trace cho ba kịch bản secure/vulnerable. Thao tác: nhập Không nhập thêm dữ liệu.; Mở So sánh mã ở từng kịch bản.</w:t>
+            </w:r>
+          </w:p>
+          <w:p>
+            <w:pPr>
+              <w:spacing w:after="40"/>
+            </w:pPr>
+            <w:r>
+              <w:rPr>
+                <w:rFonts w:ascii="Arial" w:hAnsi="Arial"/>
+                <w:b w:val="0"/>
+                <w:sz w:val="18"/>
+              </w:rPr>
+              <w:t>Panel/DevTools: Code Comparison tích hợp.</w:t>
+            </w:r>
+          </w:p>
+          <w:p>
+            <w:pPr>
+              <w:spacing w:after="40"/>
+            </w:pPr>
+            <w:r>
+              <w:rPr>
+                <w:rFonts w:ascii="Arial" w:hAnsi="Arial"/>
+                <w:b w:val="0"/>
+                <w:sz w:val="18"/>
+              </w:rPr>
+              <w:t>Nội dung bắt buộc phải thấy: Markup(q)/autoescape, Markup(row)/Bleach và innerHTML/textContent.</w:t>
+            </w:r>
+          </w:p>
+          <w:p>
+            <w:pPr>
+              <w:spacing w:after="40"/>
+            </w:pPr>
+            <w:r>
+              <w:rPr>
+                <w:rFonts w:ascii="Arial" w:hAnsi="Arial"/>
+                <w:b w:val="0"/>
+                <w:sz w:val="18"/>
+              </w:rPr>
+              <w:t>Kết quả mong đợi: Đọc rõ ba sink lỗi và ba thay đổi sửa lỗi.</w:t>
+            </w:r>
+          </w:p>
+          <w:p>
+            <w:pPr>
+              <w:spacing w:after="40"/>
+            </w:pPr>
+            <w:r>
+              <w:rPr>
+                <w:rFonts w:ascii="Arial" w:hAnsi="Arial"/>
+                <w:b w:val="0"/>
+                <w:sz w:val="18"/>
+              </w:rPr>
+              <w:t>Caption: So sánh nguyên nhân và bản vá cho ba loại XSS.</w:t>
             </w:r>
           </w:p>
         </w:tc>
       </w:tr>
     </w:tbl>
     <w:p>
-      <w:r>
-        <w:t>Caption: Markup(q), dữ liệu chưa escape</w:t>
-      </w:r>
-    </w:p>
-    <w:p>
       <w:pPr>
-        <w:pStyle w:val="Heading2"/>
+        <w:pStyle w:val="Caption"/>
+        <w:jc w:val="center"/>
       </w:pPr>
       <w:r>
-        <w:t>06_reflected_browser_parse_step.png</w:t>
+        <w:t>Hình 8. So sánh nguyên nhân và bản vá cho ba loại XSS.</w:t>
       </w:r>
     </w:p>
     <w:tbl>
@@ -2490,68 +1421,225 @@
         <w:tblLook w:firstColumn="1" w:firstRow="1" w:lastColumn="0" w:lastRow="0" w:noHBand="0" w:noVBand="1" w:val="04A0"/>
       </w:tblPr>
       <w:tblGrid>
-        <w:gridCol w:w="9936"/>
+        <w:gridCol w:w="9866"/>
       </w:tblGrid>
       <w:tr>
+        <w:trPr>
+          <w:cantSplit/>
+        </w:trPr>
         <w:tc>
           <w:tcPr>
-            <w:tcW w:type="dxa" w:w="9936"/>
+            <w:tcW w:type="dxa" w:w="9866"/>
+            <w:shd w:fill="FFF4D6"/>
+            <w:vAlign w:val="center"/>
           </w:tcPr>
           <w:p>
+            <w:pPr>
+              <w:spacing w:after="40"/>
+            </w:pPr>
             <w:r>
-              <w:t>ẢNH CẦN BỔ SUNG: 06_reflected_browser_parse_step.png</w:t>
+              <w:rPr>
+                <w:rFonts w:ascii="Arial" w:hAnsi="Arial"/>
+                <w:b/>
+                <w:sz w:val="18"/>
+              </w:rPr>
+              <w:t>ẢNH 09/10</w:t>
             </w:r>
           </w:p>
-        </w:tc>
-      </w:tr>
-      <w:tr>
-        <w:tc>
-          <w:tcPr>
-            <w:tcW w:type="dxa" w:w="9936"/>
-          </w:tcPr>
           <w:p>
+            <w:pPr>
+              <w:spacing w:after="40"/>
+            </w:pPr>
             <w:r>
-              <w:t>URL: /vulnerable/search</w:t>
+              <w:rPr>
+                <w:rFonts w:ascii="Arial" w:hAnsi="Arial"/>
+                <w:b/>
+                <w:sz w:val="18"/>
+              </w:rPr>
+              <w:t>Tên file bắt buộc: 09_csp_cookie.png</w:t>
             </w:r>
           </w:p>
-        </w:tc>
-      </w:tr>
-      <w:tr>
-        <w:tc>
-          <w:tcPr>
-            <w:tcW w:type="dxa" w:w="9936"/>
-          </w:tcPr>
           <w:p>
+            <w:pPr>
+              <w:spacing w:after="40"/>
+            </w:pPr>
             <w:r>
-              <w:t>Thao tác: Chọn Browser HTML Parser</w:t>
+              <w:rPr>
+                <w:rFonts w:ascii="Arial" w:hAnsi="Arial"/>
+                <w:b/>
+                <w:sz w:val="18"/>
+              </w:rPr>
+              <w:t>Tiêu đề ảnh: CSP và thuộc tính cookie</w:t>
             </w:r>
           </w:p>
-        </w:tc>
-      </w:tr>
-      <w:tr>
-        <w:tc>
-          <w:tcPr>
-            <w:tcW w:type="dxa" w:w="9936"/>
-          </w:tcPr>
           <w:p>
+            <w:pPr>
+              <w:spacing w:after="40"/>
+            </w:pPr>
             <w:r>
-              <w:t>Phải xuất hiện: img element và onerror</w:t>
+              <w:rPr>
+                <w:rFonts w:ascii="Arial" w:hAnsi="Arial"/>
+                <w:b/>
+                <w:sz w:val="18"/>
+              </w:rPr>
+              <w:t>Chèn ảnh tại vị trí này.</w:t>
+            </w:r>
+          </w:p>
+          <w:p>
+            <w:pPr>
+              <w:spacing w:after="40"/>
+            </w:pPr>
+            <w:r>
+              <w:rPr>
+                <w:rFonts w:ascii="Arial" w:hAnsi="Arial"/>
+                <w:b w:val="0"/>
+                <w:sz w:val="18"/>
+              </w:rPr>
+              <w:t>URL hoặc lệnh: http://127.0.0.1:5000/security-headers và /profile</w:t>
+            </w:r>
+          </w:p>
+          <w:p>
+            <w:pPr>
+              <w:spacing w:after="40"/>
+            </w:pPr>
+            <w:r>
+              <w:rPr>
+                <w:rFonts w:ascii="Arial" w:hAnsi="Arial"/>
+                <w:b w:val="0"/>
+                <w:sz w:val="18"/>
+              </w:rPr>
+              <w:t>Trạng thái: Mở profile local để tạo demo cookie. Thao tác: nhập Không nhập dữ liệu.; Reload hai trang nếu cần.</w:t>
+            </w:r>
+          </w:p>
+          <w:p>
+            <w:pPr>
+              <w:spacing w:after="40"/>
+            </w:pPr>
+            <w:r>
+              <w:rPr>
+                <w:rFonts w:ascii="Arial" w:hAnsi="Arial"/>
+                <w:b w:val="0"/>
+                <w:sz w:val="18"/>
+              </w:rPr>
+              <w:t>Panel/DevTools: DevTools Network &gt; Response Headers và Application &gt; Cookies (ghép khi chữ đọc được).</w:t>
+            </w:r>
+          </w:p>
+          <w:p>
+            <w:pPr>
+              <w:spacing w:after="40"/>
+            </w:pPr>
+            <w:r>
+              <w:rPr>
+                <w:rFonts w:ascii="Arial" w:hAnsi="Arial"/>
+                <w:b w:val="0"/>
+                <w:sz w:val="18"/>
+              </w:rPr>
+              <w:t>Nội dung bắt buộc phải thấy: Content-Security-Policy; HttpOnly, SameSite, Path và trạng thái Secure local/production.</w:t>
+            </w:r>
+          </w:p>
+          <w:p>
+            <w:pPr>
+              <w:spacing w:after="40"/>
+            </w:pPr>
+            <w:r>
+              <w:rPr>
+                <w:rFonts w:ascii="Arial" w:hAnsi="Arial"/>
+                <w:b w:val="0"/>
+                <w:sz w:val="18"/>
+              </w:rPr>
+              <w:t>Kết quả mong đợi: Header/cookie flags hiện rõ; ghi nhận đây là defense in depth, không thay bản vá code.</w:t>
+            </w:r>
+          </w:p>
+          <w:p>
+            <w:pPr>
+              <w:spacing w:after="40"/>
+            </w:pPr>
+            <w:r>
+              <w:rPr>
+                <w:rFonts w:ascii="Arial" w:hAnsi="Arial"/>
+                <w:b w:val="0"/>
+                <w:sz w:val="18"/>
+              </w:rPr>
+              <w:t>Caption: CSP và cookie flags giảm tác động nhưng không thay thế sửa sink XSS.</w:t>
             </w:r>
           </w:p>
         </w:tc>
       </w:tr>
     </w:tbl>
     <w:p>
+      <w:pPr>
+        <w:pStyle w:val="Caption"/>
+        <w:jc w:val="center"/>
+      </w:pPr>
       <w:r>
-        <w:t>Caption: img element và onerror</w:t>
+        <w:t>Hình 9. CSP và cookie flags giảm tác động nhưng không thay thế sửa sink XSS.</w:t>
       </w:r>
     </w:p>
     <w:p>
       <w:pPr>
-        <w:pStyle w:val="Heading2"/>
+        <w:pStyle w:val="Heading1"/>
       </w:pPr>
       <w:r>
-        <w:t>07_reflected_payload_executed.png</w:t>
+        <w:t>5. Mức độ ảnh hưởng</w:t>
+      </w:r>
+    </w:p>
+    <w:p>
+      <w:r>
+        <w:t>Reflected cần nạn nhân mở URL; DOM cần fragment/nguồn client bị kiểm soát; Stored có phạm vi lớn nhất vì payload tồn tại và chạy với nhiều lượt xem. Hậu quả gồm thay đổi DOM, hành động dưới phiên người dùng và rò rỉ dữ liệu mà script truy cập được. HttpOnly giảm rủi ro đọc cookie nhưng không loại bỏ XSS.</w:t>
+      </w:r>
+    </w:p>
+    <w:p>
+      <w:pPr>
+        <w:pStyle w:val="Heading1"/>
+      </w:pPr>
+      <w:r>
+        <w:t>6. Bản vá và cách phòng chống</w:t>
+      </w:r>
+    </w:p>
+    <w:p>
+      <w:r>
+        <w:t>Vulnerable: Markup(q), Markup(row['body']) và output.innerHTML = value. Secure: để Jinja autoescape q; sanitize nội dung HTML bằng allowlist rồi vẫn encode đúng ngữ cảnh; dùng output.textContent = value.</w:t>
+      </w:r>
+    </w:p>
+    <w:p>
+      <w:r>
+        <w:t>Biện pháp bổ sung: output encoding theo ngữ cảnh HTML/attribute/URL/JavaScript; sanitization bằng thư viện tin cậy; validate input ở server; không tin URL/form/cookie/localStorage; CSP chặt; cookie HttpOnly, Secure trên HTTPS và SameSite. CSP là defense in depth, không thay việc sửa code.</w:t>
+      </w:r>
+    </w:p>
+    <w:p>
+      <w:pPr>
+        <w:pStyle w:val="Heading1"/>
+      </w:pPr>
+      <w:r>
+        <w:t>7. Trả lời các câu hỏi báo cáo trong BaiTapTopic04.docx</w:t>
+      </w:r>
+    </w:p>
+    <w:p>
+      <w:r>
+        <w:t>So sánh: Reflected lấy payload từ request và phản hồi ngay; Stored lấy từ kho lưu trữ và lặp lại cho người xem; DOM-based do JavaScript client chuyển source như location.hash tới sink DOM, có thể không qua server.</w:t>
+      </w:r>
+    </w:p>
+    <w:p>
+      <w:r>
+        <w:t>Validate input chưa đủ vì dữ liệu hợp lệ ở một ngữ cảnh vẫn nguy hiểm ở ngữ cảnh khác, có nhiều cách biểu diễn/encode và dữ liệu có thể đến từ nguồn ngoài form. Cần output encoding vì nó làm ký tự dữ liệu không còn được parser hiểu là cú pháp thực thi.</w:t>
+      </w:r>
+    </w:p>
+    <w:p>
+      <w:r>
+        <w:t>CSP không thay sửa code; nó chỉ hạn chế nguồn/thực thi khi lỗi còn tồn tại. Vá từng lỗi: Reflected dùng autoescape/encoding; Stored sanitize allowlist và escape khi render; DOM thay innerHTML bằng textContent hoặc API DOM an toàn.</w:t>
+      </w:r>
+    </w:p>
+    <w:p>
+      <w:pPr>
+        <w:pStyle w:val="Heading1"/>
+      </w:pPr>
+      <w:r>
+        <w:t>8. Kết quả kiểm thử</w:t>
+      </w:r>
+    </w:p>
+    <w:p>
+      <w:r>
+        <w:t>Log pytest thật (dòng cuối): 13 passed in 1.44s</w:t>
       </w:r>
     </w:p>
     <w:tbl>
@@ -2561,1556 +1649,176 @@
         <w:tblLook w:firstColumn="1" w:firstRow="1" w:lastColumn="0" w:lastRow="0" w:noHBand="0" w:noVBand="1" w:val="04A0"/>
       </w:tblPr>
       <w:tblGrid>
-        <w:gridCol w:w="9936"/>
+        <w:gridCol w:w="9866"/>
       </w:tblGrid>
       <w:tr>
+        <w:trPr>
+          <w:cantSplit/>
+        </w:trPr>
         <w:tc>
           <w:tcPr>
-            <w:tcW w:type="dxa" w:w="9936"/>
+            <w:tcW w:type="dxa" w:w="9866"/>
+            <w:shd w:fill="FFF4D6"/>
+            <w:vAlign w:val="center"/>
           </w:tcPr>
           <w:p>
+            <w:pPr>
+              <w:spacing w:after="40"/>
+            </w:pPr>
             <w:r>
-              <w:t>ẢNH CẦN BỔ SUNG: 07_reflected_payload_executed.png</w:t>
+              <w:rPr>
+                <w:rFonts w:ascii="Arial" w:hAnsi="Arial"/>
+                <w:b/>
+                <w:sz w:val="18"/>
+              </w:rPr>
+              <w:t>ẢNH 10/10</w:t>
             </w:r>
           </w:p>
-        </w:tc>
-      </w:tr>
-      <w:tr>
-        <w:tc>
-          <w:tcPr>
-            <w:tcW w:type="dxa" w:w="9936"/>
-          </w:tcPr>
           <w:p>
+            <w:pPr>
+              <w:spacing w:after="40"/>
+            </w:pPr>
             <w:r>
-              <w:t>URL: /vulnerable/search</w:t>
+              <w:rPr>
+                <w:rFonts w:ascii="Arial" w:hAnsi="Arial"/>
+                <w:b/>
+                <w:sz w:val="18"/>
+              </w:rPr>
+              <w:t>Tên file bắt buộc: 10_tests_reports.png</w:t>
             </w:r>
           </w:p>
-        </w:tc>
-      </w:tr>
-      <w:tr>
-        <w:tc>
-          <w:tcPr>
-            <w:tcW w:type="dxa" w:w="9936"/>
-          </w:tcPr>
           <w:p>
+            <w:pPr>
+              <w:spacing w:after="40"/>
+            </w:pPr>
             <w:r>
-              <w:t>Thao tác: Chạy payload rồi xem verdict</w:t>
+              <w:rPr>
+                <w:rFonts w:ascii="Arial" w:hAnsi="Arial"/>
+                <w:b/>
+                <w:sz w:val="18"/>
+              </w:rPr>
+              <w:t>Tiêu đề ảnh: Pytest và report artifacts</w:t>
             </w:r>
           </w:p>
-        </w:tc>
-      </w:tr>
-      <w:tr>
-        <w:tc>
-          <w:tcPr>
-            <w:tcW w:type="dxa" w:w="9936"/>
-          </w:tcPr>
           <w:p>
+            <w:pPr>
+              <w:spacing w:after="40"/>
+            </w:pPr>
             <w:r>
-              <w:t>Phải xuất hiện: Alert hoặc verdict payload_executed</w:t>
+              <w:rPr>
+                <w:rFonts w:ascii="Arial" w:hAnsi="Arial"/>
+                <w:b/>
+                <w:sz w:val="18"/>
+              </w:rPr>
+              <w:t>Chèn ảnh tại vị trí này.</w:t>
+            </w:r>
+          </w:p>
+          <w:p>
+            <w:pPr>
+              <w:spacing w:after="40"/>
+            </w:pPr>
+            <w:r>
+              <w:rPr>
+                <w:rFonts w:ascii="Arial" w:hAnsi="Arial"/>
+                <w:b w:val="0"/>
+                <w:sz w:val="18"/>
+              </w:rPr>
+              <w:t>URL hoặc lệnh: Terminal tại thư mục Lab01.</w:t>
+            </w:r>
+          </w:p>
+          <w:p>
+            <w:pPr>
+              <w:spacing w:after="40"/>
+            </w:pPr>
+            <w:r>
+              <w:rPr>
+                <w:rFonts w:ascii="Arial" w:hAnsi="Arial"/>
+                <w:b w:val="0"/>
+                <w:sz w:val="18"/>
+              </w:rPr>
+              <w:t>Trạng thái: Đóng ứng dụng khác đang giữ file report. Thao tác: nhập python -m pytest -q; python scripts/generate_report.py; Get-ChildItem report; Chạy lần lượt ba lệnh.</w:t>
+            </w:r>
+          </w:p>
+          <w:p>
+            <w:pPr>
+              <w:spacing w:after="40"/>
+            </w:pPr>
+            <w:r>
+              <w:rPr>
+                <w:rFonts w:ascii="Arial" w:hAnsi="Arial"/>
+                <w:b w:val="0"/>
+                <w:sz w:val="18"/>
+              </w:rPr>
+              <w:t>Panel/DevTools: Terminal; không cần DevTools.</w:t>
+            </w:r>
+          </w:p>
+          <w:p>
+            <w:pPr>
+              <w:spacing w:after="40"/>
+            </w:pPr>
+            <w:r>
+              <w:rPr>
+                <w:rFonts w:ascii="Arial" w:hAnsi="Arial"/>
+                <w:b w:val="0"/>
+                <w:sz w:val="18"/>
+              </w:rPr>
+              <w:t>Nội dung bắt buộc phải thấy: Dòng tổng kết pytest thực tế, tên DOCX/PDF và kích thước khác 0.</w:t>
+            </w:r>
+          </w:p>
+          <w:p>
+            <w:pPr>
+              <w:spacing w:after="40"/>
+            </w:pPr>
+            <w:r>
+              <w:rPr>
+                <w:rFonts w:ascii="Arial" w:hAnsi="Arial"/>
+                <w:b w:val="0"/>
+                <w:sz w:val="18"/>
+              </w:rPr>
+              <w:t>Kết quả mong đợi: Chỉ ghi đạt nếu pytest trả exit code 0; report artifacts tồn tại.</w:t>
+            </w:r>
+          </w:p>
+          <w:p>
+            <w:pPr>
+              <w:spacing w:after="40"/>
+            </w:pPr>
+            <w:r>
+              <w:rPr>
+                <w:rFonts w:ascii="Arial" w:hAnsi="Arial"/>
+                <w:b w:val="0"/>
+                <w:sz w:val="18"/>
+              </w:rPr>
+              <w:t>Caption: Kết quả pytest thực tế và các report artifacts của Lab01.</w:t>
             </w:r>
           </w:p>
         </w:tc>
       </w:tr>
     </w:tbl>
     <w:p>
+      <w:pPr>
+        <w:pStyle w:val="Caption"/>
+        <w:jc w:val="center"/>
+      </w:pPr>
       <w:r>
-        <w:t>Caption: Alert hoặc verdict payload_executed</w:t>
+        <w:t>Hình 10. Kết quả pytest thực tế và các report artifacts của Lab01.</w:t>
       </w:r>
     </w:p>
     <w:p>
       <w:pPr>
-        <w:pStyle w:val="Heading2"/>
+        <w:pStyle w:val="Heading1"/>
       </w:pPr>
       <w:r>
-        <w:t>08_reflected_secure_encoding.png</w:t>
-      </w:r>
-    </w:p>
-    <w:tbl>
-      <w:tblPr>
-        <w:tblStyle w:val="TableGrid"/>
-        <w:tblW w:type="auto" w:w="0"/>
-        <w:tblLook w:firstColumn="1" w:firstRow="1" w:lastColumn="0" w:lastRow="0" w:noHBand="0" w:noVBand="1" w:val="04A0"/>
-      </w:tblPr>
-      <w:tblGrid>
-        <w:gridCol w:w="9936"/>
-      </w:tblGrid>
-      <w:tr>
-        <w:tc>
-          <w:tcPr>
-            <w:tcW w:type="dxa" w:w="9936"/>
-          </w:tcPr>
-          <w:p>
-            <w:r>
-              <w:t>ẢNH CẦN BỔ SUNG: 08_reflected_secure_encoding.png</w:t>
-            </w:r>
-          </w:p>
-        </w:tc>
-      </w:tr>
-      <w:tr>
-        <w:tc>
-          <w:tcPr>
-            <w:tcW w:type="dxa" w:w="9936"/>
-          </w:tcPr>
-          <w:p>
-            <w:r>
-              <w:t>URL: /secure/search</w:t>
-            </w:r>
-          </w:p>
-        </w:tc>
-      </w:tr>
-      <w:tr>
-        <w:tc>
-          <w:tcPr>
-            <w:tcW w:type="dxa" w:w="9936"/>
-          </w:tcPr>
-          <w:p>
-            <w:r>
-              <w:t>Thao tác: Gửi cùng payload</w:t>
-            </w:r>
-          </w:p>
-        </w:tc>
-      </w:tr>
-      <w:tr>
-        <w:tc>
-          <w:tcPr>
-            <w:tcW w:type="dxa" w:w="9936"/>
-          </w:tcPr>
-          <w:p>
-            <w:r>
-              <w:t>Phải xuất hiện: HTML escaped và text node</w:t>
-            </w:r>
-          </w:p>
-        </w:tc>
-      </w:tr>
-    </w:tbl>
-    <w:p>
-      <w:r>
-        <w:t>Caption: HTML escaped và text node</w:t>
+        <w:t>9. Kết luận</w:t>
       </w:r>
     </w:p>
     <w:p>
-      <w:pPr>
-        <w:pStyle w:val="Heading2"/>
-      </w:pPr>
       <w:r>
-        <w:t>09_reflected_comparison.png</w:t>
-      </w:r>
-    </w:p>
-    <w:tbl>
-      <w:tblPr>
-        <w:tblStyle w:val="TableGrid"/>
-        <w:tblW w:type="auto" w:w="0"/>
-        <w:tblLook w:firstColumn="1" w:firstRow="1" w:lastColumn="0" w:lastRow="0" w:noHBand="0" w:noVBand="1" w:val="04A0"/>
-      </w:tblPr>
-      <w:tblGrid>
-        <w:gridCol w:w="9936"/>
-      </w:tblGrid>
-      <w:tr>
-        <w:tc>
-          <w:tcPr>
-            <w:tcW w:type="dxa" w:w="9936"/>
-          </w:tcPr>
-          <w:p>
-            <w:r>
-              <w:t>ẢNH CẦN BỔ SUNG: 09_reflected_comparison.png</w:t>
-            </w:r>
-          </w:p>
-        </w:tc>
-      </w:tr>
-      <w:tr>
-        <w:tc>
-          <w:tcPr>
-            <w:tcW w:type="dxa" w:w="9936"/>
-          </w:tcPr>
-          <w:p>
-            <w:r>
-              <w:t>URL: /secure/search</w:t>
-            </w:r>
-          </w:p>
-        </w:tc>
-      </w:tr>
-      <w:tr>
-        <w:tc>
-          <w:tcPr>
-            <w:tcW w:type="dxa" w:w="9936"/>
-          </w:tcPr>
-          <w:p>
-            <w:r>
-              <w:t>Thao tác: Mở tab So sánh mã</w:t>
-            </w:r>
-          </w:p>
-        </w:tc>
-      </w:tr>
-      <w:tr>
-        <w:tc>
-          <w:tcPr>
-            <w:tcW w:type="dxa" w:w="9936"/>
-          </w:tcPr>
-          <w:p>
-            <w:r>
-              <w:t>Phải xuất hiện: Markup(q) cạnh Jinja autoescape</w:t>
-            </w:r>
-          </w:p>
-        </w:tc>
-      </w:tr>
-    </w:tbl>
-    <w:p>
-      <w:r>
-        <w:t>Caption: Markup(q) cạnh Jinja autoescape</w:t>
-      </w:r>
-    </w:p>
-    <w:p>
-      <w:pPr>
-        <w:pStyle w:val="Heading2"/>
-      </w:pPr>
-      <w:r>
-        <w:t>10_stored_post_request.png</w:t>
-      </w:r>
-    </w:p>
-    <w:tbl>
-      <w:tblPr>
-        <w:tblStyle w:val="TableGrid"/>
-        <w:tblW w:type="auto" w:w="0"/>
-        <w:tblLook w:firstColumn="1" w:firstRow="1" w:lastColumn="0" w:lastRow="0" w:noHBand="0" w:noVBand="1" w:val="04A0"/>
-      </w:tblPr>
-      <w:tblGrid>
-        <w:gridCol w:w="9936"/>
-      </w:tblGrid>
-      <w:tr>
-        <w:tc>
-          <w:tcPr>
-            <w:tcW w:type="dxa" w:w="9936"/>
-          </w:tcPr>
-          <w:p>
-            <w:r>
-              <w:t>ẢNH CẦN BỔ SUNG: 10_stored_post_request.png</w:t>
-            </w:r>
-          </w:p>
-        </w:tc>
-      </w:tr>
-      <w:tr>
-        <w:tc>
-          <w:tcPr>
-            <w:tcW w:type="dxa" w:w="9936"/>
-          </w:tcPr>
-          <w:p>
-            <w:r>
-              <w:t>URL: /vulnerable/post/1/comments</w:t>
-            </w:r>
-          </w:p>
-        </w:tc>
-      </w:tr>
-      <w:tr>
-        <w:tc>
-          <w:tcPr>
-            <w:tcW w:type="dxa" w:w="9936"/>
-          </w:tcPr>
-          <w:p>
-            <w:r>
-              <w:t>Thao tác: POST bình luận payload, mở Request</w:t>
-            </w:r>
-          </w:p>
-        </w:tc>
-      </w:tr>
-      <w:tr>
-        <w:tc>
-          <w:tcPr>
-            <w:tcW w:type="dxa" w:w="9936"/>
-          </w:tcPr>
-          <w:p>
-            <w:r>
-              <w:t>Phải xuất hiện: Form body đã che cookie</w:t>
-            </w:r>
-          </w:p>
-        </w:tc>
-      </w:tr>
-    </w:tbl>
-    <w:p>
-      <w:r>
-        <w:t>Caption: Form body đã che cookie</w:t>
-      </w:r>
-    </w:p>
-    <w:p>
-      <w:pPr>
-        <w:pStyle w:val="Heading2"/>
-      </w:pPr>
-      <w:r>
-        <w:t>11_stored_database_insert.png</w:t>
-      </w:r>
-    </w:p>
-    <w:tbl>
-      <w:tblPr>
-        <w:tblStyle w:val="TableGrid"/>
-        <w:tblW w:type="auto" w:w="0"/>
-        <w:tblLook w:firstColumn="1" w:firstRow="1" w:lastColumn="0" w:lastRow="0" w:noHBand="0" w:noVBand="1" w:val="04A0"/>
-      </w:tblPr>
-      <w:tblGrid>
-        <w:gridCol w:w="9936"/>
-      </w:tblGrid>
-      <w:tr>
-        <w:tc>
-          <w:tcPr>
-            <w:tcW w:type="dxa" w:w="9936"/>
-          </w:tcPr>
-          <w:p>
-            <w:r>
-              <w:t>ẢNH CẦN BỔ SUNG: 11_stored_database_insert.png</w:t>
-            </w:r>
-          </w:p>
-        </w:tc>
-      </w:tr>
-      <w:tr>
-        <w:tc>
-          <w:tcPr>
-            <w:tcW w:type="dxa" w:w="9936"/>
-          </w:tcPr>
-          <w:p>
-            <w:r>
-              <w:t>URL: /vulnerable/post/1/comments</w:t>
-            </w:r>
-          </w:p>
-        </w:tc>
-      </w:tr>
-      <w:tr>
-        <w:tc>
-          <w:tcPr>
-            <w:tcW w:type="dxa" w:w="9936"/>
-          </w:tcPr>
-          <w:p>
-            <w:r>
-              <w:t>Thao tác: Chọn SQLite INSERT</w:t>
-            </w:r>
-          </w:p>
-        </w:tc>
-      </w:tr>
-      <w:tr>
-        <w:tc>
-          <w:tcPr>
-            <w:tcW w:type="dxa" w:w="9936"/>
-          </w:tcPr>
-          <w:p>
-            <w:r>
-              <w:t>Phải xuất hiện: Parameterized query và dữ liệu lưu</w:t>
-            </w:r>
-          </w:p>
-        </w:tc>
-      </w:tr>
-    </w:tbl>
-    <w:p>
-      <w:r>
-        <w:t>Caption: Parameterized query và dữ liệu lưu</w:t>
-      </w:r>
-    </w:p>
-    <w:p>
-      <w:pPr>
-        <w:pStyle w:val="Heading2"/>
-      </w:pPr>
-      <w:r>
-        <w:t>12_stored_database_record.png</w:t>
-      </w:r>
-    </w:p>
-    <w:tbl>
-      <w:tblPr>
-        <w:tblStyle w:val="TableGrid"/>
-        <w:tblW w:type="auto" w:w="0"/>
-        <w:tblLook w:firstColumn="1" w:firstRow="1" w:lastColumn="0" w:lastRow="0" w:noHBand="0" w:noVBand="1" w:val="04A0"/>
-      </w:tblPr>
-      <w:tblGrid>
-        <w:gridCol w:w="9936"/>
-      </w:tblGrid>
-      <w:tr>
-        <w:tc>
-          <w:tcPr>
-            <w:tcW w:type="dxa" w:w="9936"/>
-          </w:tcPr>
-          <w:p>
-            <w:r>
-              <w:t>ẢNH CẦN BỔ SUNG: 12_stored_database_record.png</w:t>
-            </w:r>
-          </w:p>
-        </w:tc>
-      </w:tr>
-      <w:tr>
-        <w:tc>
-          <w:tcPr>
-            <w:tcW w:type="dxa" w:w="9936"/>
-          </w:tcPr>
-          <w:p>
-            <w:r>
-              <w:t>URL: /vulnerable/post/1/comments</w:t>
-            </w:r>
-          </w:p>
-        </w:tc>
-      </w:tr>
-      <w:tr>
-        <w:tc>
-          <w:tcPr>
-            <w:tcW w:type="dxa" w:w="9936"/>
-          </w:tcPr>
-          <w:p>
-            <w:r>
-              <w:t>Thao tác: Mở Database Inspector</w:t>
-            </w:r>
-          </w:p>
-        </w:tc>
-      </w:tr>
-      <w:tr>
-        <w:tc>
-          <w:tcPr>
-            <w:tcW w:type="dxa" w:w="9936"/>
-          </w:tcPr>
-          <w:p>
-            <w:r>
-              <w:t>Phải xuất hiện: Bản ghi payload thật trong SQLite</w:t>
-            </w:r>
-          </w:p>
-        </w:tc>
-      </w:tr>
-    </w:tbl>
-    <w:p>
-      <w:r>
-        <w:t>Caption: Bản ghi payload thật trong SQLite</w:t>
-      </w:r>
-    </w:p>
-    <w:p>
-      <w:pPr>
-        <w:pStyle w:val="Heading2"/>
-      </w:pPr>
-      <w:r>
-        <w:t>13_stored_template_render.png</w:t>
-      </w:r>
-    </w:p>
-    <w:tbl>
-      <w:tblPr>
-        <w:tblStyle w:val="TableGrid"/>
-        <w:tblW w:type="auto" w:w="0"/>
-        <w:tblLook w:firstColumn="1" w:firstRow="1" w:lastColumn="0" w:lastRow="0" w:noHBand="0" w:noVBand="1" w:val="04A0"/>
-      </w:tblPr>
-      <w:tblGrid>
-        <w:gridCol w:w="9936"/>
-      </w:tblGrid>
-      <w:tr>
-        <w:tc>
-          <w:tcPr>
-            <w:tcW w:type="dxa" w:w="9936"/>
-          </w:tcPr>
-          <w:p>
-            <w:r>
-              <w:t>ẢNH CẦN BỔ SUNG: 13_stored_template_render.png</w:t>
-            </w:r>
-          </w:p>
-        </w:tc>
-      </w:tr>
-      <w:tr>
-        <w:tc>
-          <w:tcPr>
-            <w:tcW w:type="dxa" w:w="9936"/>
-          </w:tcPr>
-          <w:p>
-            <w:r>
-              <w:t>URL: /vulnerable/post/1/comments</w:t>
-            </w:r>
-          </w:p>
-        </w:tc>
-      </w:tr>
-      <w:tr>
-        <w:tc>
-          <w:tcPr>
-            <w:tcW w:type="dxa" w:w="9936"/>
-          </w:tcPr>
-          <w:p>
-            <w:r>
-              <w:t>Thao tác: Reload, chọn Template Engine</w:t>
-            </w:r>
-          </w:p>
-        </w:tc>
-      </w:tr>
-      <w:tr>
-        <w:tc>
-          <w:tcPr>
-            <w:tcW w:type="dxa" w:w="9936"/>
-          </w:tcPr>
-          <w:p>
-            <w:r>
-              <w:t>Phải xuất hiện: SELECT rồi render Markup</w:t>
-            </w:r>
-          </w:p>
-        </w:tc>
-      </w:tr>
-    </w:tbl>
-    <w:p>
-      <w:r>
-        <w:t>Caption: SELECT rồi render Markup</w:t>
-      </w:r>
-    </w:p>
-    <w:p>
-      <w:pPr>
-        <w:pStyle w:val="Heading2"/>
-      </w:pPr>
-      <w:r>
-        <w:t>14_stored_payload_reload.png</w:t>
-      </w:r>
-    </w:p>
-    <w:tbl>
-      <w:tblPr>
-        <w:tblStyle w:val="TableGrid"/>
-        <w:tblW w:type="auto" w:w="0"/>
-        <w:tblLook w:firstColumn="1" w:firstRow="1" w:lastColumn="0" w:lastRow="0" w:noHBand="0" w:noVBand="1" w:val="04A0"/>
-      </w:tblPr>
-      <w:tblGrid>
-        <w:gridCol w:w="9936"/>
-      </w:tblGrid>
-      <w:tr>
-        <w:tc>
-          <w:tcPr>
-            <w:tcW w:type="dxa" w:w="9936"/>
-          </w:tcPr>
-          <w:p>
-            <w:r>
-              <w:t>ẢNH CẦN BỔ SUNG: 14_stored_payload_reload.png</w:t>
-            </w:r>
-          </w:p>
-        </w:tc>
-      </w:tr>
-      <w:tr>
-        <w:tc>
-          <w:tcPr>
-            <w:tcW w:type="dxa" w:w="9936"/>
-          </w:tcPr>
-          <w:p>
-            <w:r>
-              <w:t>URL: /vulnerable/post/1/comments</w:t>
-            </w:r>
-          </w:p>
-        </w:tc>
-      </w:tr>
-      <w:tr>
-        <w:tc>
-          <w:tcPr>
-            <w:tcW w:type="dxa" w:w="9936"/>
-          </w:tcPr>
-          <w:p>
-            <w:r>
-              <w:t>Thao tác: Reload và xem verdict</w:t>
-            </w:r>
-          </w:p>
-        </w:tc>
-      </w:tr>
-      <w:tr>
-        <w:tc>
-          <w:tcPr>
-            <w:tcW w:type="dxa" w:w="9936"/>
-          </w:tcPr>
-          <w:p>
-            <w:r>
-              <w:t>Phải xuất hiện: Alert hoặc payload_executed</w:t>
-            </w:r>
-          </w:p>
-        </w:tc>
-      </w:tr>
-    </w:tbl>
-    <w:p>
-      <w:r>
-        <w:t>Caption: Alert hoặc payload_executed</w:t>
-      </w:r>
-    </w:p>
-    <w:p>
-      <w:pPr>
-        <w:pStyle w:val="Heading2"/>
-      </w:pPr>
-      <w:r>
-        <w:t>15_stored_secure_escape.png</w:t>
-      </w:r>
-    </w:p>
-    <w:tbl>
-      <w:tblPr>
-        <w:tblStyle w:val="TableGrid"/>
-        <w:tblW w:type="auto" w:w="0"/>
-        <w:tblLook w:firstColumn="1" w:firstRow="1" w:lastColumn="0" w:lastRow="0" w:noHBand="0" w:noVBand="1" w:val="04A0"/>
-      </w:tblPr>
-      <w:tblGrid>
-        <w:gridCol w:w="9936"/>
-      </w:tblGrid>
-      <w:tr>
-        <w:tc>
-          <w:tcPr>
-            <w:tcW w:type="dxa" w:w="9936"/>
-          </w:tcPr>
-          <w:p>
-            <w:r>
-              <w:t>ẢNH CẦN BỔ SUNG: 15_stored_secure_escape.png</w:t>
-            </w:r>
-          </w:p>
-        </w:tc>
-      </w:tr>
-      <w:tr>
-        <w:tc>
-          <w:tcPr>
-            <w:tcW w:type="dxa" w:w="9936"/>
-          </w:tcPr>
-          <w:p>
-            <w:r>
-              <w:t>URL: /secure/post/1/comments</w:t>
-            </w:r>
-          </w:p>
-        </w:tc>
-      </w:tr>
-      <w:tr>
-        <w:tc>
-          <w:tcPr>
-            <w:tcW w:type="dxa" w:w="9936"/>
-          </w:tcPr>
-          <w:p>
-            <w:r>
-              <w:t>Thao tác: Mở bản secure</w:t>
-            </w:r>
-          </w:p>
-        </w:tc>
-      </w:tr>
-      <w:tr>
-        <w:tc>
-          <w:tcPr>
-            <w:tcW w:type="dxa" w:w="9936"/>
-          </w:tcPr>
-          <w:p>
-            <w:r>
-              <w:t>Phải xuất hiện: Dữ liệu DB không thực thi</w:t>
-            </w:r>
-          </w:p>
-        </w:tc>
-      </w:tr>
-    </w:tbl>
-    <w:p>
-      <w:r>
-        <w:t>Caption: Dữ liệu DB không thực thi</w:t>
-      </w:r>
-    </w:p>
-    <w:p>
-      <w:pPr>
-        <w:pStyle w:val="Heading2"/>
-      </w:pPr>
-      <w:r>
-        <w:t>16_stored_secure_sanitize.png</w:t>
-      </w:r>
-    </w:p>
-    <w:tbl>
-      <w:tblPr>
-        <w:tblStyle w:val="TableGrid"/>
-        <w:tblW w:type="auto" w:w="0"/>
-        <w:tblLook w:firstColumn="1" w:firstRow="1" w:lastColumn="0" w:lastRow="0" w:noHBand="0" w:noVBand="1" w:val="04A0"/>
-      </w:tblPr>
-      <w:tblGrid>
-        <w:gridCol w:w="9936"/>
-      </w:tblGrid>
-      <w:tr>
-        <w:tc>
-          <w:tcPr>
-            <w:tcW w:type="dxa" w:w="9936"/>
-          </w:tcPr>
-          <w:p>
-            <w:r>
-              <w:t>ẢNH CẦN BỔ SUNG: 16_stored_secure_sanitize.png</w:t>
-            </w:r>
-          </w:p>
-        </w:tc>
-      </w:tr>
-      <w:tr>
-        <w:tc>
-          <w:tcPr>
-            <w:tcW w:type="dxa" w:w="9936"/>
-          </w:tcPr>
-          <w:p>
-            <w:r>
-              <w:t>URL: /secure/post/1/comments</w:t>
-            </w:r>
-          </w:p>
-        </w:tc>
-      </w:tr>
-      <w:tr>
-        <w:tc>
-          <w:tcPr>
-            <w:tcW w:type="dxa" w:w="9936"/>
-          </w:tcPr>
-          <w:p>
-            <w:r>
-              <w:t>Thao tác: POST img + strong, mở Biến đổi</w:t>
-            </w:r>
-          </w:p>
-        </w:tc>
-      </w:tr>
-      <w:tr>
-        <w:tc>
-          <w:tcPr>
-            <w:tcW w:type="dxa" w:w="9936"/>
-          </w:tcPr>
-          <w:p>
-            <w:r>
-              <w:t>Phải xuất hiện: Trước/sau Bleach sanitization</w:t>
-            </w:r>
-          </w:p>
-        </w:tc>
-      </w:tr>
-    </w:tbl>
-    <w:p>
-      <w:r>
-        <w:t>Caption: Trước/sau Bleach sanitization</w:t>
-      </w:r>
-    </w:p>
-    <w:p>
-      <w:pPr>
-        <w:pStyle w:val="Heading2"/>
-      </w:pPr>
-      <w:r>
-        <w:t>17_stored_comparison.png</w:t>
-      </w:r>
-    </w:p>
-    <w:tbl>
-      <w:tblPr>
-        <w:tblStyle w:val="TableGrid"/>
-        <w:tblW w:type="auto" w:w="0"/>
-        <w:tblLook w:firstColumn="1" w:firstRow="1" w:lastColumn="0" w:lastRow="0" w:noHBand="0" w:noVBand="1" w:val="04A0"/>
-      </w:tblPr>
-      <w:tblGrid>
-        <w:gridCol w:w="9936"/>
-      </w:tblGrid>
-      <w:tr>
-        <w:tc>
-          <w:tcPr>
-            <w:tcW w:type="dxa" w:w="9936"/>
-          </w:tcPr>
-          <w:p>
-            <w:r>
-              <w:t>ẢNH CẦN BỔ SUNG: 17_stored_comparison.png</w:t>
-            </w:r>
-          </w:p>
-        </w:tc>
-      </w:tr>
-      <w:tr>
-        <w:tc>
-          <w:tcPr>
-            <w:tcW w:type="dxa" w:w="9936"/>
-          </w:tcPr>
-          <w:p>
-            <w:r>
-              <w:t>URL: /secure/post/1/comments</w:t>
-            </w:r>
-          </w:p>
-        </w:tc>
-      </w:tr>
-      <w:tr>
-        <w:tc>
-          <w:tcPr>
-            <w:tcW w:type="dxa" w:w="9936"/>
-          </w:tcPr>
-          <w:p>
-            <w:r>
-              <w:t>Thao tác: Mở So sánh mã</w:t>
-            </w:r>
-          </w:p>
-        </w:tc>
-      </w:tr>
-      <w:tr>
-        <w:tc>
-          <w:tcPr>
-            <w:tcW w:type="dxa" w:w="9936"/>
-          </w:tcPr>
-          <w:p>
-            <w:r>
-              <w:t>Phải xuất hiện: Markup cạnh bleach.clean</w:t>
-            </w:r>
-          </w:p>
-        </w:tc>
-      </w:tr>
-    </w:tbl>
-    <w:p>
-      <w:r>
-        <w:t>Caption: Markup cạnh bleach.clean</w:t>
-      </w:r>
-    </w:p>
-    <w:p>
-      <w:pPr>
-        <w:pStyle w:val="Heading2"/>
-      </w:pPr>
-      <w:r>
-        <w:t>18_dom_hash_source.png</w:t>
-      </w:r>
-    </w:p>
-    <w:tbl>
-      <w:tblPr>
-        <w:tblStyle w:val="TableGrid"/>
-        <w:tblW w:type="auto" w:w="0"/>
-        <w:tblLook w:firstColumn="1" w:firstRow="1" w:lastColumn="0" w:lastRow="0" w:noHBand="0" w:noVBand="1" w:val="04A0"/>
-      </w:tblPr>
-      <w:tblGrid>
-        <w:gridCol w:w="9936"/>
-      </w:tblGrid>
-      <w:tr>
-        <w:tc>
-          <w:tcPr>
-            <w:tcW w:type="dxa" w:w="9936"/>
-          </w:tcPr>
-          <w:p>
-            <w:r>
-              <w:t>ẢNH CẦN BỔ SUNG: 18_dom_hash_source.png</w:t>
-            </w:r>
-          </w:p>
-        </w:tc>
-      </w:tr>
-      <w:tr>
-        <w:tc>
-          <w:tcPr>
-            <w:tcW w:type="dxa" w:w="9936"/>
-          </w:tcPr>
-          <w:p>
-            <w:r>
-              <w:t>URL: /vulnerable/dom-search</w:t>
-            </w:r>
-          </w:p>
-        </w:tc>
-      </w:tr>
-      <w:tr>
-        <w:tc>
-          <w:tcPr>
-            <w:tcW w:type="dxa" w:w="9936"/>
-          </w:tcPr>
-          <w:p>
-            <w:r>
-              <w:t>Thao tác: Đặt fragment payload</w:t>
-            </w:r>
-          </w:p>
-        </w:tc>
-      </w:tr>
-      <w:tr>
-        <w:tc>
-          <w:tcPr>
-            <w:tcW w:type="dxa" w:w="9936"/>
-          </w:tcPr>
-          <w:p>
-            <w:r>
-              <w:t>Phải xuất hiện: location.href và location.hash</w:t>
-            </w:r>
-          </w:p>
-        </w:tc>
-      </w:tr>
-    </w:tbl>
-    <w:p>
-      <w:r>
-        <w:t>Caption: location.href và location.hash</w:t>
-      </w:r>
-    </w:p>
-    <w:p>
-      <w:pPr>
-        <w:pStyle w:val="Heading2"/>
-      </w:pPr>
-      <w:r>
-        <w:t>19_dom_javascript_read.png</w:t>
-      </w:r>
-    </w:p>
-    <w:tbl>
-      <w:tblPr>
-        <w:tblStyle w:val="TableGrid"/>
-        <w:tblW w:type="auto" w:w="0"/>
-        <w:tblLook w:firstColumn="1" w:firstRow="1" w:lastColumn="0" w:lastRow="0" w:noHBand="0" w:noVBand="1" w:val="04A0"/>
-      </w:tblPr>
-      <w:tblGrid>
-        <w:gridCol w:w="9936"/>
-      </w:tblGrid>
-      <w:tr>
-        <w:tc>
-          <w:tcPr>
-            <w:tcW w:type="dxa" w:w="9936"/>
-          </w:tcPr>
-          <w:p>
-            <w:r>
-              <w:t>ẢNH CẦN BỔ SUNG: 19_dom_javascript_read.png</w:t>
-            </w:r>
-          </w:p>
-        </w:tc>
-      </w:tr>
-      <w:tr>
-        <w:tc>
-          <w:tcPr>
-            <w:tcW w:type="dxa" w:w="9936"/>
-          </w:tcPr>
-          <w:p>
-            <w:r>
-              <w:t>URL: /vulnerable/dom-search</w:t>
-            </w:r>
-          </w:p>
-        </w:tc>
-      </w:tr>
-      <w:tr>
-        <w:tc>
-          <w:tcPr>
-            <w:tcW w:type="dxa" w:w="9936"/>
-          </w:tcPr>
-          <w:p>
-            <w:r>
-              <w:t>Thao tác: Chọn Browser JavaScript</w:t>
-            </w:r>
-          </w:p>
-        </w:tc>
-      </w:tr>
-      <w:tr>
-        <w:tc>
-          <w:tcPr>
-            <w:tcW w:type="dxa" w:w="9936"/>
-          </w:tcPr>
-          <w:p>
-            <w:r>
-              <w:t>Phải xuất hiện: Giá trị trước/sau decodeURIComponent</w:t>
-            </w:r>
-          </w:p>
-        </w:tc>
-      </w:tr>
-    </w:tbl>
-    <w:p>
-      <w:r>
-        <w:t>Caption: Giá trị trước/sau decodeURIComponent</w:t>
-      </w:r>
-    </w:p>
-    <w:p>
-      <w:pPr>
-        <w:pStyle w:val="Heading2"/>
-      </w:pPr>
-      <w:r>
-        <w:t>20_dom_innerhtml_sink.png</w:t>
-      </w:r>
-    </w:p>
-    <w:tbl>
-      <w:tblPr>
-        <w:tblStyle w:val="TableGrid"/>
-        <w:tblW w:type="auto" w:w="0"/>
-        <w:tblLook w:firstColumn="1" w:firstRow="1" w:lastColumn="0" w:lastRow="0" w:noHBand="0" w:noVBand="1" w:val="04A0"/>
-      </w:tblPr>
-      <w:tblGrid>
-        <w:gridCol w:w="9936"/>
-      </w:tblGrid>
-      <w:tr>
-        <w:tc>
-          <w:tcPr>
-            <w:tcW w:type="dxa" w:w="9936"/>
-          </w:tcPr>
-          <w:p>
-            <w:r>
-              <w:t>ẢNH CẦN BỔ SUNG: 20_dom_innerhtml_sink.png</w:t>
-            </w:r>
-          </w:p>
-        </w:tc>
-      </w:tr>
-      <w:tr>
-        <w:tc>
-          <w:tcPr>
-            <w:tcW w:type="dxa" w:w="9936"/>
-          </w:tcPr>
-          <w:p>
-            <w:r>
-              <w:t>URL: /vulnerable/dom-search</w:t>
-            </w:r>
-          </w:p>
-        </w:tc>
-      </w:tr>
-      <w:tr>
-        <w:tc>
-          <w:tcPr>
-            <w:tcW w:type="dxa" w:w="9936"/>
-          </w:tcPr>
-          <w:p>
-            <w:r>
-              <w:t>Thao tác: Chọn bước DOM</w:t>
-            </w:r>
-          </w:p>
-        </w:tc>
-      </w:tr>
-      <w:tr>
-        <w:tc>
-          <w:tcPr>
-            <w:tcW w:type="dxa" w:w="9936"/>
-          </w:tcPr>
-          <w:p>
-            <w:r>
-              <w:t>Phải xuất hiện: innerHTML và dữ liệu sink</w:t>
-            </w:r>
-          </w:p>
-        </w:tc>
-      </w:tr>
-    </w:tbl>
-    <w:p>
-      <w:r>
-        <w:t>Caption: innerHTML và dữ liệu sink</w:t>
-      </w:r>
-    </w:p>
-    <w:p>
-      <w:pPr>
-        <w:pStyle w:val="Heading2"/>
-      </w:pPr>
-      <w:r>
-        <w:t>21_dom_element_created.png</w:t>
-      </w:r>
-    </w:p>
-    <w:tbl>
-      <w:tblPr>
-        <w:tblStyle w:val="TableGrid"/>
-        <w:tblW w:type="auto" w:w="0"/>
-        <w:tblLook w:firstColumn="1" w:firstRow="1" w:lastColumn="0" w:lastRow="0" w:noHBand="0" w:noVBand="1" w:val="04A0"/>
-      </w:tblPr>
-      <w:tblGrid>
-        <w:gridCol w:w="9936"/>
-      </w:tblGrid>
-      <w:tr>
-        <w:tc>
-          <w:tcPr>
-            <w:tcW w:type="dxa" w:w="9936"/>
-          </w:tcPr>
-          <w:p>
-            <w:r>
-              <w:t>ẢNH CẦN BỔ SUNG: 21_dom_element_created.png</w:t>
-            </w:r>
-          </w:p>
-        </w:tc>
-      </w:tr>
-      <w:tr>
-        <w:tc>
-          <w:tcPr>
-            <w:tcW w:type="dxa" w:w="9936"/>
-          </w:tcPr>
-          <w:p>
-            <w:r>
-              <w:t>URL: /vulnerable/dom-search</w:t>
-            </w:r>
-          </w:p>
-        </w:tc>
-      </w:tr>
-      <w:tr>
-        <w:tc>
-          <w:tcPr>
-            <w:tcW w:type="dxa" w:w="9936"/>
-          </w:tcPr>
-          <w:p>
-            <w:r>
-              <w:t>Thao tác: Xem DOM Inspector</w:t>
-            </w:r>
-          </w:p>
-        </w:tc>
-      </w:tr>
-      <w:tr>
-        <w:tc>
-          <w:tcPr>
-            <w:tcW w:type="dxa" w:w="9936"/>
-          </w:tcPr>
-          <w:p>
-            <w:r>
-              <w:t>Phải xuất hiện: img element và onerror trong DOM thật</w:t>
-            </w:r>
-          </w:p>
-        </w:tc>
-      </w:tr>
-    </w:tbl>
-    <w:p>
-      <w:r>
-        <w:t>Caption: img element và onerror trong DOM thật</w:t>
-      </w:r>
-    </w:p>
-    <w:p>
-      <w:pPr>
-        <w:pStyle w:val="Heading2"/>
-      </w:pPr>
-      <w:r>
-        <w:t>22_dom_payload_executed.png</w:t>
-      </w:r>
-    </w:p>
-    <w:tbl>
-      <w:tblPr>
-        <w:tblStyle w:val="TableGrid"/>
-        <w:tblW w:type="auto" w:w="0"/>
-        <w:tblLook w:firstColumn="1" w:firstRow="1" w:lastColumn="0" w:lastRow="0" w:noHBand="0" w:noVBand="1" w:val="04A0"/>
-      </w:tblPr>
-      <w:tblGrid>
-        <w:gridCol w:w="9936"/>
-      </w:tblGrid>
-      <w:tr>
-        <w:tc>
-          <w:tcPr>
-            <w:tcW w:type="dxa" w:w="9936"/>
-          </w:tcPr>
-          <w:p>
-            <w:r>
-              <w:t>ẢNH CẦN BỔ SUNG: 22_dom_payload_executed.png</w:t>
-            </w:r>
-          </w:p>
-        </w:tc>
-      </w:tr>
-      <w:tr>
-        <w:tc>
-          <w:tcPr>
-            <w:tcW w:type="dxa" w:w="9936"/>
-          </w:tcPr>
-          <w:p>
-            <w:r>
-              <w:t>URL: /vulnerable/dom-search</w:t>
-            </w:r>
-          </w:p>
-        </w:tc>
-      </w:tr>
-      <w:tr>
-        <w:tc>
-          <w:tcPr>
-            <w:tcW w:type="dxa" w:w="9936"/>
-          </w:tcPr>
-          <w:p>
-            <w:r>
-              <w:t>Thao tác: Chạy fragment</w:t>
-            </w:r>
-          </w:p>
-        </w:tc>
-      </w:tr>
-      <w:tr>
-        <w:tc>
-          <w:tcPr>
-            <w:tcW w:type="dxa" w:w="9936"/>
-          </w:tcPr>
-          <w:p>
-            <w:r>
-              <w:t>Phải xuất hiện: Alert hoặc verdict payload_executed</w:t>
-            </w:r>
-          </w:p>
-        </w:tc>
-      </w:tr>
-    </w:tbl>
-    <w:p>
-      <w:r>
-        <w:t>Caption: Alert hoặc verdict payload_executed</w:t>
-      </w:r>
-    </w:p>
-    <w:p>
-      <w:pPr>
-        <w:pStyle w:val="Heading2"/>
-      </w:pPr>
-      <w:r>
-        <w:t>23_dom_textcontent_fix.png</w:t>
-      </w:r>
-    </w:p>
-    <w:tbl>
-      <w:tblPr>
-        <w:tblStyle w:val="TableGrid"/>
-        <w:tblW w:type="auto" w:w="0"/>
-        <w:tblLook w:firstColumn="1" w:firstRow="1" w:lastColumn="0" w:lastRow="0" w:noHBand="0" w:noVBand="1" w:val="04A0"/>
-      </w:tblPr>
-      <w:tblGrid>
-        <w:gridCol w:w="9936"/>
-      </w:tblGrid>
-      <w:tr>
-        <w:tc>
-          <w:tcPr>
-            <w:tcW w:type="dxa" w:w="9936"/>
-          </w:tcPr>
-          <w:p>
-            <w:r>
-              <w:t>ẢNH CẦN BỔ SUNG: 23_dom_textcontent_fix.png</w:t>
-            </w:r>
-          </w:p>
-        </w:tc>
-      </w:tr>
-      <w:tr>
-        <w:tc>
-          <w:tcPr>
-            <w:tcW w:type="dxa" w:w="9936"/>
-          </w:tcPr>
-          <w:p>
-            <w:r>
-              <w:t>URL: /secure/dom-search</w:t>
-            </w:r>
-          </w:p>
-        </w:tc>
-      </w:tr>
-      <w:tr>
-        <w:tc>
-          <w:tcPr>
-            <w:tcW w:type="dxa" w:w="9936"/>
-          </w:tcPr>
-          <w:p>
-            <w:r>
-              <w:t>Thao tác: Đặt cùng fragment</w:t>
-            </w:r>
-          </w:p>
-        </w:tc>
-      </w:tr>
-      <w:tr>
-        <w:tc>
-          <w:tcPr>
-            <w:tcW w:type="dxa" w:w="9936"/>
-          </w:tcPr>
-          <w:p>
-            <w:r>
-              <w:t>Phải xuất hiện: textContent và text node</w:t>
-            </w:r>
-          </w:p>
-        </w:tc>
-      </w:tr>
-    </w:tbl>
-    <w:p>
-      <w:r>
-        <w:t>Caption: textContent và text node</w:t>
-      </w:r>
-    </w:p>
-    <w:p>
-      <w:pPr>
-        <w:pStyle w:val="Heading2"/>
-      </w:pPr>
-      <w:r>
-        <w:t>24_dom_comparison.png</w:t>
-      </w:r>
-    </w:p>
-    <w:tbl>
-      <w:tblPr>
-        <w:tblStyle w:val="TableGrid"/>
-        <w:tblW w:type="auto" w:w="0"/>
-        <w:tblLook w:firstColumn="1" w:firstRow="1" w:lastColumn="0" w:lastRow="0" w:noHBand="0" w:noVBand="1" w:val="04A0"/>
-      </w:tblPr>
-      <w:tblGrid>
-        <w:gridCol w:w="9936"/>
-      </w:tblGrid>
-      <w:tr>
-        <w:tc>
-          <w:tcPr>
-            <w:tcW w:type="dxa" w:w="9936"/>
-          </w:tcPr>
-          <w:p>
-            <w:r>
-              <w:t>ẢNH CẦN BỔ SUNG: 24_dom_comparison.png</w:t>
-            </w:r>
-          </w:p>
-        </w:tc>
-      </w:tr>
-      <w:tr>
-        <w:tc>
-          <w:tcPr>
-            <w:tcW w:type="dxa" w:w="9936"/>
-          </w:tcPr>
-          <w:p>
-            <w:r>
-              <w:t>URL: /secure/dom-search</w:t>
-            </w:r>
-          </w:p>
-        </w:tc>
-      </w:tr>
-      <w:tr>
-        <w:tc>
-          <w:tcPr>
-            <w:tcW w:type="dxa" w:w="9936"/>
-          </w:tcPr>
-          <w:p>
-            <w:r>
-              <w:t>Thao tác: Mở So sánh mã</w:t>
-            </w:r>
-          </w:p>
-        </w:tc>
-      </w:tr>
-      <w:tr>
-        <w:tc>
-          <w:tcPr>
-            <w:tcW w:type="dxa" w:w="9936"/>
-          </w:tcPr>
-          <w:p>
-            <w:r>
-              <w:t>Phải xuất hiện: innerHTML cạnh textContent</w:t>
-            </w:r>
-          </w:p>
-        </w:tc>
-      </w:tr>
-    </w:tbl>
-    <w:p>
-      <w:r>
-        <w:t>Caption: innerHTML cạnh textContent</w:t>
-      </w:r>
-    </w:p>
-    <w:p>
-      <w:pPr>
-        <w:pStyle w:val="Heading2"/>
-      </w:pPr>
-      <w:r>
-        <w:t>25_csp_headers.png</w:t>
-      </w:r>
-    </w:p>
-    <w:tbl>
-      <w:tblPr>
-        <w:tblStyle w:val="TableGrid"/>
-        <w:tblW w:type="auto" w:w="0"/>
-        <w:tblLook w:firstColumn="1" w:firstRow="1" w:lastColumn="0" w:lastRow="0" w:noHBand="0" w:noVBand="1" w:val="04A0"/>
-      </w:tblPr>
-      <w:tblGrid>
-        <w:gridCol w:w="9936"/>
-      </w:tblGrid>
-      <w:tr>
-        <w:tc>
-          <w:tcPr>
-            <w:tcW w:type="dxa" w:w="9936"/>
-          </w:tcPr>
-          <w:p>
-            <w:r>
-              <w:t>ẢNH CẦN BỔ SUNG: 25_csp_headers.png</w:t>
-            </w:r>
-          </w:p>
-        </w:tc>
-      </w:tr>
-      <w:tr>
-        <w:tc>
-          <w:tcPr>
-            <w:tcW w:type="dxa" w:w="9936"/>
-          </w:tcPr>
-          <w:p>
-            <w:r>
-              <w:t>URL: /security-headers</w:t>
-            </w:r>
-          </w:p>
-        </w:tc>
-      </w:tr>
-      <w:tr>
-        <w:tc>
-          <w:tcPr>
-            <w:tcW w:type="dxa" w:w="9936"/>
-          </w:tcPr>
-          <w:p>
-            <w:r>
-              <w:t>Thao tác: Mở bảng và trace CSP</w:t>
-            </w:r>
-          </w:p>
-        </w:tc>
-      </w:tr>
-      <w:tr>
-        <w:tc>
-          <w:tcPr>
-            <w:tcW w:type="dxa" w:w="9936"/>
-          </w:tcPr>
-          <w:p>
-            <w:r>
-              <w:t>Phải xuất hiện: CSP cùng directive chính</w:t>
-            </w:r>
-          </w:p>
-        </w:tc>
-      </w:tr>
-    </w:tbl>
-    <w:p>
-      <w:r>
-        <w:t>Caption: CSP cùng directive chính</w:t>
-      </w:r>
-    </w:p>
-    <w:p>
-      <w:pPr>
-        <w:pStyle w:val="Heading2"/>
-      </w:pPr>
-      <w:r>
-        <w:t>26_cookie_security.png</w:t>
-      </w:r>
-    </w:p>
-    <w:tbl>
-      <w:tblPr>
-        <w:tblStyle w:val="TableGrid"/>
-        <w:tblW w:type="auto" w:w="0"/>
-        <w:tblLook w:firstColumn="1" w:firstRow="1" w:lastColumn="0" w:lastRow="0" w:noHBand="0" w:noVBand="1" w:val="04A0"/>
-      </w:tblPr>
-      <w:tblGrid>
-        <w:gridCol w:w="9936"/>
-      </w:tblGrid>
-      <w:tr>
-        <w:tc>
-          <w:tcPr>
-            <w:tcW w:type="dxa" w:w="9936"/>
-          </w:tcPr>
-          <w:p>
-            <w:r>
-              <w:t>ẢNH CẦN BỔ SUNG: 26_cookie_security.png</w:t>
-            </w:r>
-          </w:p>
-        </w:tc>
-      </w:tr>
-      <w:tr>
-        <w:tc>
-          <w:tcPr>
-            <w:tcW w:type="dxa" w:w="9936"/>
-          </w:tcPr>
-          <w:p>
-            <w:r>
-              <w:t>URL: /profile</w:t>
-            </w:r>
-          </w:p>
-        </w:tc>
-      </w:tr>
-      <w:tr>
-        <w:tc>
-          <w:tcPr>
-            <w:tcW w:type="dxa" w:w="9936"/>
-          </w:tcPr>
-          <w:p>
-            <w:r>
-              <w:t>Thao tác: Mở bảng cookie</w:t>
-            </w:r>
-          </w:p>
-        </w:tc>
-      </w:tr>
-      <w:tr>
-        <w:tc>
-          <w:tcPr>
-            <w:tcW w:type="dxa" w:w="9936"/>
-          </w:tcPr>
-          <w:p>
-            <w:r>
-              <w:t>Phải xuất hiện: HttpOnly, SameSite, Secure local/production</w:t>
-            </w:r>
-          </w:p>
-        </w:tc>
-      </w:tr>
-    </w:tbl>
-    <w:p>
-      <w:r>
-        <w:t>Caption: HttpOnly, SameSite, Secure local/production</w:t>
-      </w:r>
-    </w:p>
-    <w:p>
-      <w:pPr>
-        <w:pStyle w:val="Heading2"/>
-      </w:pPr>
-      <w:r>
-        <w:t>27_presentation_mode.png</w:t>
-      </w:r>
-    </w:p>
-    <w:tbl>
-      <w:tblPr>
-        <w:tblStyle w:val="TableGrid"/>
-        <w:tblW w:type="auto" w:w="0"/>
-        <w:tblLook w:firstColumn="1" w:firstRow="1" w:lastColumn="0" w:lastRow="0" w:noHBand="0" w:noVBand="1" w:val="04A0"/>
-      </w:tblPr>
-      <w:tblGrid>
-        <w:gridCol w:w="9936"/>
-      </w:tblGrid>
-      <w:tr>
-        <w:tc>
-          <w:tcPr>
-            <w:tcW w:type="dxa" w:w="9936"/>
-          </w:tcPr>
-          <w:p>
-            <w:r>
-              <w:t>ẢNH CẦN BỔ SUNG: 27_presentation_mode.png</w:t>
-            </w:r>
-          </w:p>
-        </w:tc>
-      </w:tr>
-      <w:tr>
-        <w:tc>
-          <w:tcPr>
-            <w:tcW w:type="dxa" w:w="9936"/>
-          </w:tcPr>
-          <w:p>
-            <w:r>
-              <w:t>URL: /secure/search?q=demo</w:t>
-            </w:r>
-          </w:p>
-        </w:tc>
-      </w:tr>
-      <w:tr>
-        <w:tc>
-          <w:tcPr>
-            <w:tcW w:type="dxa" w:w="9936"/>
-          </w:tcPr>
-          <w:p>
-            <w:r>
-              <w:t>Thao tác: Bật Presentation Mode</w:t>
-            </w:r>
-          </w:p>
-        </w:tc>
-      </w:tr>
-      <w:tr>
-        <w:tc>
-          <w:tcPr>
-            <w:tcW w:type="dxa" w:w="9936"/>
-          </w:tcPr>
-          <w:p>
-            <w:r>
-              <w:t>Phải xuất hiện: Bước hiện tại và thanh tiến trình</w:t>
-            </w:r>
-          </w:p>
-        </w:tc>
-      </w:tr>
-    </w:tbl>
-    <w:p>
-      <w:r>
-        <w:t>Caption: Bước hiện tại và thanh tiến trình</w:t>
-      </w:r>
-    </w:p>
-    <w:p>
-      <w:pPr>
-        <w:pStyle w:val="Heading2"/>
-      </w:pPr>
-      <w:r>
-        <w:t>28_pytest_passed.png</w:t>
-      </w:r>
-    </w:p>
-    <w:tbl>
-      <w:tblPr>
-        <w:tblStyle w:val="TableGrid"/>
-        <w:tblW w:type="auto" w:w="0"/>
-        <w:tblLook w:firstColumn="1" w:firstRow="1" w:lastColumn="0" w:lastRow="0" w:noHBand="0" w:noVBand="1" w:val="04A0"/>
-      </w:tblPr>
-      <w:tblGrid>
-        <w:gridCol w:w="9936"/>
-      </w:tblGrid>
-      <w:tr>
-        <w:tc>
-          <w:tcPr>
-            <w:tcW w:type="dxa" w:w="9936"/>
-          </w:tcPr>
-          <w:p>
-            <w:r>
-              <w:t>ẢNH CẦN BỔ SUNG: 28_pytest_passed.png</w:t>
-            </w:r>
-          </w:p>
-        </w:tc>
-      </w:tr>
-      <w:tr>
-        <w:tc>
-          <w:tcPr>
-            <w:tcW w:type="dxa" w:w="9936"/>
-          </w:tcPr>
-          <w:p>
-            <w:r>
-              <w:t>URL: Terminal</w:t>
-            </w:r>
-          </w:p>
-        </w:tc>
-      </w:tr>
-      <w:tr>
-        <w:tc>
-          <w:tcPr>
-            <w:tcW w:type="dxa" w:w="9936"/>
-          </w:tcPr>
-          <w:p>
-            <w:r>
-              <w:t>Thao tác: Chạy pytest -q</w:t>
-            </w:r>
-          </w:p>
-        </w:tc>
-      </w:tr>
-      <w:tr>
-        <w:tc>
-          <w:tcPr>
-            <w:tcW w:type="dxa" w:w="9936"/>
-          </w:tcPr>
-          <w:p>
-            <w:r>
-              <w:t>Phải xuất hiện: Dòng tổng kết toàn bộ test đạt</w:t>
-            </w:r>
-          </w:p>
-        </w:tc>
-      </w:tr>
-    </w:tbl>
-    <w:p>
-      <w:r>
-        <w:t>Caption: Dòng tổng kết toàn bộ test đạt</w:t>
+        <w:t>Ba lỗi cùng bắt đầu từ dữ liệu không tin cậy nhưng khác nơi lưu và nơi thực thi. Bản vá hiệu quả phải loại sink nguy hiểm/encode đúng ngữ cảnh; CSP và cookie flags chỉ tăng chiều sâu phòng thủ.</w:t>
       </w:r>
     </w:p>
     <w:sectPr>
-      <w:pgSz w:w="12240" w:h="15840"/>
-      <w:pgMar w:top="1080" w:right="1152" w:bottom="1080" w:left="1152" w:header="720" w:footer="720" w:gutter="0"/>
+      <w:pgSz w:w="11906" w:h="16838"/>
+      <w:pgMar w:top="964" w:right="1020" w:bottom="964" w:left="1020" w:header="720" w:footer="720" w:gutter="0"/>
       <w:cols w:space="720"/>
       <w:docGrid w:linePitch="360"/>
     </w:sectPr>
@@ -4481,6 +2189,9 @@
     <w:name w:val="Normal"/>
     <w:qFormat/>
     <w:rsid w:val="00FC693F"/>
+    <w:pPr>
+      <w:spacing w:after="100"/>
+    </w:pPr>
     <w:rPr>
       <w:rFonts w:ascii="Arial" w:hAnsi="Arial"/>
       <w:sz w:val="21"/>
@@ -4549,7 +2260,7 @@
       <w:b/>
       <w:bCs/>
       <w:color w:val="174A84"/>
-      <w:sz w:val="28"/>
+      <w:sz w:val="30"/>
       <w:szCs w:val="28"/>
     </w:rPr>
   </w:style>
@@ -5276,6 +2987,7 @@
       <w:spacing w:line="240" w:lineRule="auto"/>
     </w:pPr>
     <w:rPr>
+      <w:rFonts w:ascii="Arial" w:hAnsi="Arial"/>
       <w:b/>
       <w:bCs/>
       <w:color w:val="4F81BD" w:themeColor="accent1"/>
